--- a/research/SRS.docx
+++ b/research/SRS.docx
@@ -4,7 +4,7 @@
   <w:body>
     <w:p>
       <w:pPr>
-        <w:spacing w:before="240" w:after="80"/>
+        <w:spacing w:before="280" w:after="120"/>
         <w:jc w:val="center"/>
       </w:pPr>
       <w:r>
@@ -19,7 +19,7 @@
     </w:p>
     <w:p>
       <w:pPr>
-        <w:spacing w:after="280"/>
+        <w:spacing w:after="240"/>
         <w:jc w:val="center"/>
       </w:pPr>
       <w:r>
@@ -50,7 +50,7 @@
     </w:p>
     <w:p>
       <w:pPr>
-        <w:spacing w:after="320"/>
+        <w:spacing w:after="280"/>
         <w:jc w:val="center"/>
       </w:pPr>
       <w:r>
@@ -67,6 +67,7 @@
       <w:tblPr>
         <w:tblW w:type="auto" w:w="0"/>
         <w:jc w:val="center"/>
+        <w:tblLayout w:type="fixed"/>
         <w:tblLook w:firstColumn="1" w:firstRow="1" w:lastColumn="0" w:lastRow="0" w:noHBand="0" w:noVBand="1" w:val="04A0"/>
         <w:tblBorders>
           <w:top w:val="single" w:sz="8" w:space="0" w:color="00529B"/>
@@ -126,7 +127,7 @@
     <w:p>
       <w:pPr>
         <w:keepNext/>
-        <w:spacing w:before="320" w:after="120"/>
+        <w:spacing w:before="360" w:after="120"/>
       </w:pPr>
       <w:r>
         <w:rPr>
@@ -141,7 +142,7 @@
     <w:p>
       <w:pPr>
         <w:keepNext/>
-        <w:spacing w:before="240" w:after="80"/>
+        <w:spacing w:before="280" w:after="80"/>
       </w:pPr>
       <w:r>
         <w:rPr>
@@ -169,7 +170,7 @@
     <w:p>
       <w:pPr>
         <w:keepNext/>
-        <w:spacing w:before="240" w:after="80"/>
+        <w:spacing w:before="280" w:after="80"/>
       </w:pPr>
       <w:r>
         <w:rPr>
@@ -197,7 +198,7 @@
     <w:p>
       <w:pPr>
         <w:keepNext/>
-        <w:spacing w:before="240" w:after="80"/>
+        <w:spacing w:before="280" w:after="80"/>
       </w:pPr>
       <w:r>
         <w:rPr>
@@ -229,15 +230,20 @@
         <w:gridCol w:w="4680"/>
       </w:tblGrid>
       <w:tr>
+        <w:trPr>
+          <w:cantSplit/>
+          <w:tblHeader/>
+        </w:trPr>
         <w:tc>
           <w:tcPr>
             <w:tcW w:type="dxa" w:w="2880"/>
+            <w:tcW w:w="2880" w:type="dxa"/>
             <w:shd w:fill="00529B"/>
             <w:tcMar>
-              <w:top w:w="120" w:type="dxa"/>
-              <w:bottom w:w="120" w:type="dxa"/>
-              <w:left w:w="140" w:type="dxa"/>
-              <w:right w:w="140" w:type="dxa"/>
+              <w:top w:w="100" w:type="dxa"/>
+              <w:bottom w:w="100" w:type="dxa"/>
+              <w:left w:w="100" w:type="dxa"/>
+              <w:right w:w="100" w:type="dxa"/>
             </w:tcMar>
           </w:tcPr>
           <w:p>
@@ -249,7 +255,7 @@
                 <w:rFonts w:ascii="Arial" w:hAnsi="Arial"/>
                 <w:b/>
                 <w:color w:val="FFFFFF"/>
-                <w:sz w:val="20"/>
+                <w:sz w:val="19"/>
               </w:rPr>
               <w:t>Term / Acronym</w:t>
             </w:r>
@@ -258,12 +264,13 @@
         <w:tc>
           <w:tcPr>
             <w:tcW w:type="dxa" w:w="6480"/>
+            <w:tcW w:w="6480" w:type="dxa"/>
             <w:shd w:fill="00529B"/>
             <w:tcMar>
-              <w:top w:w="120" w:type="dxa"/>
-              <w:bottom w:w="120" w:type="dxa"/>
-              <w:left w:w="140" w:type="dxa"/>
-              <w:right w:w="140" w:type="dxa"/>
+              <w:top w:w="100" w:type="dxa"/>
+              <w:bottom w:w="100" w:type="dxa"/>
+              <w:left w:w="100" w:type="dxa"/>
+              <w:right w:w="100" w:type="dxa"/>
             </w:tcMar>
           </w:tcPr>
           <w:p>
@@ -275,7 +282,7 @@
                 <w:rFonts w:ascii="Arial" w:hAnsi="Arial"/>
                 <w:b/>
                 <w:color w:val="FFFFFF"/>
-                <w:sz w:val="20"/>
+                <w:sz w:val="19"/>
               </w:rPr>
               <w:t>Full Definition &amp; Context</w:t>
             </w:r>
@@ -283,15 +290,19 @@
         </w:tc>
       </w:tr>
       <w:tr>
+        <w:trPr>
+          <w:cantSplit/>
+        </w:trPr>
         <w:tc>
           <w:tcPr>
             <w:tcW w:type="dxa" w:w="2880"/>
+            <w:tcW w:w="2880" w:type="dxa"/>
             <w:shd w:fill="FFFFFF"/>
             <w:tcMar>
-              <w:top w:w="80" w:type="dxa"/>
-              <w:bottom w:w="80" w:type="dxa"/>
-              <w:left w:w="120" w:type="dxa"/>
-              <w:right w:w="120" w:type="dxa"/>
+              <w:top w:w="60" w:type="dxa"/>
+              <w:bottom w:w="60" w:type="dxa"/>
+              <w:left w:w="80" w:type="dxa"/>
+              <w:right w:w="80" w:type="dxa"/>
             </w:tcMar>
           </w:tcPr>
           <w:p>
@@ -301,7 +312,7 @@
             <w:r>
               <w:rPr>
                 <w:rFonts w:ascii="Times New Roman" w:hAnsi="Times New Roman"/>
-                <w:sz w:val="20"/>
+                <w:sz w:val="19"/>
               </w:rPr>
               <w:t>BWOA</w:t>
             </w:r>
@@ -310,12 +321,13 @@
         <w:tc>
           <w:tcPr>
             <w:tcW w:type="dxa" w:w="6480"/>
+            <w:tcW w:w="6480" w:type="dxa"/>
             <w:shd w:fill="FFFFFF"/>
             <w:tcMar>
-              <w:top w:w="80" w:type="dxa"/>
-              <w:bottom w:w="80" w:type="dxa"/>
-              <w:left w:w="120" w:type="dxa"/>
-              <w:right w:w="120" w:type="dxa"/>
+              <w:top w:w="60" w:type="dxa"/>
+              <w:bottom w:w="60" w:type="dxa"/>
+              <w:left w:w="80" w:type="dxa"/>
+              <w:right w:w="80" w:type="dxa"/>
             </w:tcMar>
           </w:tcPr>
           <w:p>
@@ -325,7 +337,7 @@
             <w:r>
               <w:rPr>
                 <w:rFonts w:ascii="Times New Roman" w:hAnsi="Times New Roman"/>
-                <w:sz w:val="20"/>
+                <w:sz w:val="19"/>
               </w:rPr>
               <w:t>Binary Whale Optimization Algorithm - A nature-inspired metaheuristic used for discrete feature subset selection.</w:t>
             </w:r>
@@ -333,15 +345,19 @@
         </w:tc>
       </w:tr>
       <w:tr>
+        <w:trPr>
+          <w:cantSplit/>
+        </w:trPr>
         <w:tc>
           <w:tcPr>
             <w:tcW w:type="dxa" w:w="2880"/>
+            <w:tcW w:w="2880" w:type="dxa"/>
             <w:shd w:fill="F8FAFC"/>
             <w:tcMar>
-              <w:top w:w="80" w:type="dxa"/>
-              <w:bottom w:w="80" w:type="dxa"/>
-              <w:left w:w="120" w:type="dxa"/>
-              <w:right w:w="120" w:type="dxa"/>
+              <w:top w:w="60" w:type="dxa"/>
+              <w:bottom w:w="60" w:type="dxa"/>
+              <w:left w:w="80" w:type="dxa"/>
+              <w:right w:w="80" w:type="dxa"/>
             </w:tcMar>
           </w:tcPr>
           <w:p>
@@ -351,7 +367,7 @@
             <w:r>
               <w:rPr>
                 <w:rFonts w:ascii="Times New Roman" w:hAnsi="Times New Roman"/>
-                <w:sz w:val="20"/>
+                <w:sz w:val="19"/>
               </w:rPr>
               <w:t>CNN-LSTM</w:t>
             </w:r>
@@ -360,12 +376,13 @@
         <w:tc>
           <w:tcPr>
             <w:tcW w:type="dxa" w:w="6480"/>
+            <w:tcW w:w="6480" w:type="dxa"/>
             <w:shd w:fill="F8FAFC"/>
             <w:tcMar>
-              <w:top w:w="80" w:type="dxa"/>
-              <w:bottom w:w="80" w:type="dxa"/>
-              <w:left w:w="120" w:type="dxa"/>
-              <w:right w:w="120" w:type="dxa"/>
+              <w:top w:w="60" w:type="dxa"/>
+              <w:bottom w:w="60" w:type="dxa"/>
+              <w:left w:w="80" w:type="dxa"/>
+              <w:right w:w="80" w:type="dxa"/>
             </w:tcMar>
           </w:tcPr>
           <w:p>
@@ -375,7 +392,7 @@
             <w:r>
               <w:rPr>
                 <w:rFonts w:ascii="Times New Roman" w:hAnsi="Times New Roman"/>
-                <w:sz w:val="20"/>
+                <w:sz w:val="19"/>
               </w:rPr>
               <w:t>Convolutional Neural Network and Long Short-Term Memory - A hybrid neural architecture combining spatial feature extraction with temporal sequence modeling.</w:t>
             </w:r>
@@ -383,15 +400,19 @@
         </w:tc>
       </w:tr>
       <w:tr>
+        <w:trPr>
+          <w:cantSplit/>
+        </w:trPr>
         <w:tc>
           <w:tcPr>
             <w:tcW w:type="dxa" w:w="2880"/>
+            <w:tcW w:w="2880" w:type="dxa"/>
             <w:shd w:fill="FFFFFF"/>
             <w:tcMar>
-              <w:top w:w="80" w:type="dxa"/>
-              <w:bottom w:w="80" w:type="dxa"/>
-              <w:left w:w="120" w:type="dxa"/>
-              <w:right w:w="120" w:type="dxa"/>
+              <w:top w:w="60" w:type="dxa"/>
+              <w:bottom w:w="60" w:type="dxa"/>
+              <w:left w:w="80" w:type="dxa"/>
+              <w:right w:w="80" w:type="dxa"/>
             </w:tcMar>
           </w:tcPr>
           <w:p>
@@ -401,7 +422,7 @@
             <w:r>
               <w:rPr>
                 <w:rFonts w:ascii="Times New Roman" w:hAnsi="Times New Roman"/>
-                <w:sz w:val="20"/>
+                <w:sz w:val="19"/>
               </w:rPr>
               <w:t>IIoT</w:t>
             </w:r>
@@ -410,12 +431,13 @@
         <w:tc>
           <w:tcPr>
             <w:tcW w:type="dxa" w:w="6480"/>
+            <w:tcW w:w="6480" w:type="dxa"/>
             <w:shd w:fill="FFFFFF"/>
             <w:tcMar>
-              <w:top w:w="80" w:type="dxa"/>
-              <w:bottom w:w="80" w:type="dxa"/>
-              <w:left w:w="120" w:type="dxa"/>
-              <w:right w:w="120" w:type="dxa"/>
+              <w:top w:w="60" w:type="dxa"/>
+              <w:bottom w:w="60" w:type="dxa"/>
+              <w:left w:w="80" w:type="dxa"/>
+              <w:right w:w="80" w:type="dxa"/>
             </w:tcMar>
           </w:tcPr>
           <w:p>
@@ -425,7 +447,7 @@
             <w:r>
               <w:rPr>
                 <w:rFonts w:ascii="Times New Roman" w:hAnsi="Times New Roman"/>
-                <w:sz w:val="20"/>
+                <w:sz w:val="19"/>
               </w:rPr>
               <w:t>Industrial Internet of Things - Networked sensors and instrumentation deployed across industrial mining machinery.</w:t>
             </w:r>
@@ -433,15 +455,19 @@
         </w:tc>
       </w:tr>
       <w:tr>
+        <w:trPr>
+          <w:cantSplit/>
+        </w:trPr>
         <w:tc>
           <w:tcPr>
             <w:tcW w:type="dxa" w:w="2880"/>
+            <w:tcW w:w="2880" w:type="dxa"/>
             <w:shd w:fill="F8FAFC"/>
             <w:tcMar>
-              <w:top w:w="80" w:type="dxa"/>
-              <w:bottom w:w="80" w:type="dxa"/>
-              <w:left w:w="120" w:type="dxa"/>
-              <w:right w:w="120" w:type="dxa"/>
+              <w:top w:w="60" w:type="dxa"/>
+              <w:bottom w:w="60" w:type="dxa"/>
+              <w:left w:w="80" w:type="dxa"/>
+              <w:right w:w="80" w:type="dxa"/>
             </w:tcMar>
           </w:tcPr>
           <w:p>
@@ -451,7 +477,7 @@
             <w:r>
               <w:rPr>
                 <w:rFonts w:ascii="Times New Roman" w:hAnsi="Times New Roman"/>
-                <w:sz w:val="20"/>
+                <w:sz w:val="19"/>
               </w:rPr>
               <w:t>Modbus</w:t>
             </w:r>
@@ -460,12 +486,13 @@
         <w:tc>
           <w:tcPr>
             <w:tcW w:type="dxa" w:w="6480"/>
+            <w:tcW w:w="6480" w:type="dxa"/>
             <w:shd w:fill="F8FAFC"/>
             <w:tcMar>
-              <w:top w:w="80" w:type="dxa"/>
-              <w:bottom w:w="80" w:type="dxa"/>
-              <w:left w:w="120" w:type="dxa"/>
-              <w:right w:w="120" w:type="dxa"/>
+              <w:top w:w="60" w:type="dxa"/>
+              <w:bottom w:w="60" w:type="dxa"/>
+              <w:left w:w="80" w:type="dxa"/>
+              <w:right w:w="80" w:type="dxa"/>
             </w:tcMar>
           </w:tcPr>
           <w:p>
@@ -475,7 +502,7 @@
             <w:r>
               <w:rPr>
                 <w:rFonts w:ascii="Times New Roman" w:hAnsi="Times New Roman"/>
-                <w:sz w:val="20"/>
+                <w:sz w:val="19"/>
               </w:rPr>
               <w:t>A legacy industrial serial/TCP communications protocol commonly used to monitor PLCs, flowmeters, and power meters in mining.</w:t>
             </w:r>
@@ -483,15 +510,19 @@
         </w:tc>
       </w:tr>
       <w:tr>
+        <w:trPr>
+          <w:cantSplit/>
+        </w:trPr>
         <w:tc>
           <w:tcPr>
             <w:tcW w:type="dxa" w:w="2880"/>
+            <w:tcW w:w="2880" w:type="dxa"/>
             <w:shd w:fill="FFFFFF"/>
             <w:tcMar>
-              <w:top w:w="80" w:type="dxa"/>
-              <w:bottom w:w="80" w:type="dxa"/>
-              <w:left w:w="120" w:type="dxa"/>
-              <w:right w:w="120" w:type="dxa"/>
+              <w:top w:w="60" w:type="dxa"/>
+              <w:bottom w:w="60" w:type="dxa"/>
+              <w:left w:w="80" w:type="dxa"/>
+              <w:right w:w="80" w:type="dxa"/>
             </w:tcMar>
           </w:tcPr>
           <w:p>
@@ -501,7 +532,7 @@
             <w:r>
               <w:rPr>
                 <w:rFonts w:ascii="Times New Roman" w:hAnsi="Times New Roman"/>
-                <w:sz w:val="20"/>
+                <w:sz w:val="19"/>
               </w:rPr>
               <w:t>OT</w:t>
             </w:r>
@@ -510,12 +541,13 @@
         <w:tc>
           <w:tcPr>
             <w:tcW w:type="dxa" w:w="6480"/>
+            <w:tcW w:w="6480" w:type="dxa"/>
             <w:shd w:fill="FFFFFF"/>
             <w:tcMar>
-              <w:top w:w="80" w:type="dxa"/>
-              <w:bottom w:w="80" w:type="dxa"/>
-              <w:left w:w="120" w:type="dxa"/>
-              <w:right w:w="120" w:type="dxa"/>
+              <w:top w:w="60" w:type="dxa"/>
+              <w:bottom w:w="60" w:type="dxa"/>
+              <w:left w:w="80" w:type="dxa"/>
+              <w:right w:w="80" w:type="dxa"/>
             </w:tcMar>
           </w:tcPr>
           <w:p>
@@ -525,7 +557,7 @@
             <w:r>
               <w:rPr>
                 <w:rFonts w:ascii="Times New Roman" w:hAnsi="Times New Roman"/>
-                <w:sz w:val="20"/>
+                <w:sz w:val="19"/>
               </w:rPr>
               <w:t>Operational Technology - Hardware and software that detects or causes changes through direct monitoring and control of physical industrial processes.</w:t>
             </w:r>
@@ -533,15 +565,19 @@
         </w:tc>
       </w:tr>
       <w:tr>
+        <w:trPr>
+          <w:cantSplit/>
+        </w:trPr>
         <w:tc>
           <w:tcPr>
             <w:tcW w:type="dxa" w:w="2880"/>
+            <w:tcW w:w="2880" w:type="dxa"/>
             <w:shd w:fill="F8FAFC"/>
             <w:tcMar>
-              <w:top w:w="80" w:type="dxa"/>
-              <w:bottom w:w="80" w:type="dxa"/>
-              <w:left w:w="120" w:type="dxa"/>
-              <w:right w:w="120" w:type="dxa"/>
+              <w:top w:w="60" w:type="dxa"/>
+              <w:bottom w:w="60" w:type="dxa"/>
+              <w:left w:w="80" w:type="dxa"/>
+              <w:right w:w="80" w:type="dxa"/>
             </w:tcMar>
           </w:tcPr>
           <w:p>
@@ -551,7 +587,7 @@
             <w:r>
               <w:rPr>
                 <w:rFonts w:ascii="Times New Roman" w:hAnsi="Times New Roman"/>
-                <w:sz w:val="20"/>
+                <w:sz w:val="19"/>
               </w:rPr>
               <w:t>PLC</w:t>
             </w:r>
@@ -560,12 +596,13 @@
         <w:tc>
           <w:tcPr>
             <w:tcW w:type="dxa" w:w="6480"/>
+            <w:tcW w:w="6480" w:type="dxa"/>
             <w:shd w:fill="F8FAFC"/>
             <w:tcMar>
-              <w:top w:w="80" w:type="dxa"/>
-              <w:bottom w:w="80" w:type="dxa"/>
-              <w:left w:w="120" w:type="dxa"/>
-              <w:right w:w="120" w:type="dxa"/>
+              <w:top w:w="60" w:type="dxa"/>
+              <w:bottom w:w="60" w:type="dxa"/>
+              <w:left w:w="80" w:type="dxa"/>
+              <w:right w:w="80" w:type="dxa"/>
             </w:tcMar>
           </w:tcPr>
           <w:p>
@@ -575,7 +612,7 @@
             <w:r>
               <w:rPr>
                 <w:rFonts w:ascii="Times New Roman" w:hAnsi="Times New Roman"/>
-                <w:sz w:val="20"/>
+                <w:sz w:val="19"/>
               </w:rPr>
               <w:t>Programmable Logic Controller - Ruggedized industrial digital computer controlling manufacturing and extraction processes.</w:t>
             </w:r>
@@ -583,15 +620,19 @@
         </w:tc>
       </w:tr>
       <w:tr>
+        <w:trPr>
+          <w:cantSplit/>
+        </w:trPr>
         <w:tc>
           <w:tcPr>
             <w:tcW w:type="dxa" w:w="2880"/>
+            <w:tcW w:w="2880" w:type="dxa"/>
             <w:shd w:fill="FFFFFF"/>
             <w:tcMar>
-              <w:top w:w="80" w:type="dxa"/>
-              <w:bottom w:w="80" w:type="dxa"/>
-              <w:left w:w="120" w:type="dxa"/>
-              <w:right w:w="120" w:type="dxa"/>
+              <w:top w:w="60" w:type="dxa"/>
+              <w:bottom w:w="60" w:type="dxa"/>
+              <w:left w:w="80" w:type="dxa"/>
+              <w:right w:w="80" w:type="dxa"/>
             </w:tcMar>
           </w:tcPr>
           <w:p>
@@ -601,7 +642,7 @@
             <w:r>
               <w:rPr>
                 <w:rFonts w:ascii="Times New Roman" w:hAnsi="Times New Roman"/>
-                <w:sz w:val="20"/>
+                <w:sz w:val="19"/>
               </w:rPr>
               <w:t>SCADA</w:t>
             </w:r>
@@ -610,12 +651,13 @@
         <w:tc>
           <w:tcPr>
             <w:tcW w:type="dxa" w:w="6480"/>
+            <w:tcW w:w="6480" w:type="dxa"/>
             <w:shd w:fill="FFFFFF"/>
             <w:tcMar>
-              <w:top w:w="80" w:type="dxa"/>
-              <w:bottom w:w="80" w:type="dxa"/>
-              <w:left w:w="120" w:type="dxa"/>
-              <w:right w:w="120" w:type="dxa"/>
+              <w:top w:w="60" w:type="dxa"/>
+              <w:bottom w:w="60" w:type="dxa"/>
+              <w:left w:w="80" w:type="dxa"/>
+              <w:right w:w="80" w:type="dxa"/>
             </w:tcMar>
           </w:tcPr>
           <w:p>
@@ -625,7 +667,7 @@
             <w:r>
               <w:rPr>
                 <w:rFonts w:ascii="Times New Roman" w:hAnsi="Times New Roman"/>
-                <w:sz w:val="20"/>
+                <w:sz w:val="19"/>
               </w:rPr>
               <w:t>Supervisory Control and Data Acquisition - High-level industrial supervision architecture.</w:t>
             </w:r>
@@ -633,15 +675,19 @@
         </w:tc>
       </w:tr>
       <w:tr>
+        <w:trPr>
+          <w:cantSplit/>
+        </w:trPr>
         <w:tc>
           <w:tcPr>
             <w:tcW w:type="dxa" w:w="2880"/>
+            <w:tcW w:w="2880" w:type="dxa"/>
             <w:shd w:fill="F8FAFC"/>
             <w:tcMar>
-              <w:top w:w="80" w:type="dxa"/>
-              <w:bottom w:w="80" w:type="dxa"/>
-              <w:left w:w="120" w:type="dxa"/>
-              <w:right w:w="120" w:type="dxa"/>
+              <w:top w:w="60" w:type="dxa"/>
+              <w:bottom w:w="60" w:type="dxa"/>
+              <w:left w:w="80" w:type="dxa"/>
+              <w:right w:w="80" w:type="dxa"/>
             </w:tcMar>
           </w:tcPr>
           <w:p>
@@ -651,7 +697,7 @@
             <w:r>
               <w:rPr>
                 <w:rFonts w:ascii="Times New Roman" w:hAnsi="Times New Roman"/>
-                <w:sz w:val="20"/>
+                <w:sz w:val="19"/>
               </w:rPr>
               <w:t>TFLite</w:t>
             </w:r>
@@ -660,12 +706,13 @@
         <w:tc>
           <w:tcPr>
             <w:tcW w:type="dxa" w:w="6480"/>
+            <w:tcW w:w="6480" w:type="dxa"/>
             <w:shd w:fill="F8FAFC"/>
             <w:tcMar>
-              <w:top w:w="80" w:type="dxa"/>
-              <w:bottom w:w="80" w:type="dxa"/>
-              <w:left w:w="120" w:type="dxa"/>
-              <w:right w:w="120" w:type="dxa"/>
+              <w:top w:w="60" w:type="dxa"/>
+              <w:bottom w:w="60" w:type="dxa"/>
+              <w:left w:w="80" w:type="dxa"/>
+              <w:right w:w="80" w:type="dxa"/>
             </w:tcMar>
           </w:tcPr>
           <w:p>
@@ -675,7 +722,7 @@
             <w:r>
               <w:rPr>
                 <w:rFonts w:ascii="Times New Roman" w:hAnsi="Times New Roman"/>
-                <w:sz w:val="20"/>
+                <w:sz w:val="19"/>
               </w:rPr>
               <w:t>TensorFlow Lite - Lightweight runtime engine optimized for low-latency inference on mobile and edge devices.</w:t>
             </w:r>
@@ -683,15 +730,19 @@
         </w:tc>
       </w:tr>
       <w:tr>
+        <w:trPr>
+          <w:cantSplit/>
+        </w:trPr>
         <w:tc>
           <w:tcPr>
             <w:tcW w:type="dxa" w:w="2880"/>
+            <w:tcW w:w="2880" w:type="dxa"/>
             <w:shd w:fill="FFFFFF"/>
             <w:tcMar>
-              <w:top w:w="80" w:type="dxa"/>
-              <w:bottom w:w="80" w:type="dxa"/>
-              <w:left w:w="120" w:type="dxa"/>
-              <w:right w:w="120" w:type="dxa"/>
+              <w:top w:w="60" w:type="dxa"/>
+              <w:bottom w:w="60" w:type="dxa"/>
+              <w:left w:w="80" w:type="dxa"/>
+              <w:right w:w="80" w:type="dxa"/>
             </w:tcMar>
           </w:tcPr>
           <w:p>
@@ -701,7 +752,7 @@
             <w:r>
               <w:rPr>
                 <w:rFonts w:ascii="Times New Roman" w:hAnsi="Times New Roman"/>
-                <w:sz w:val="20"/>
+                <w:sz w:val="19"/>
               </w:rPr>
               <w:t>UAT</w:t>
             </w:r>
@@ -710,12 +761,13 @@
         <w:tc>
           <w:tcPr>
             <w:tcW w:type="dxa" w:w="6480"/>
+            <w:tcW w:w="6480" w:type="dxa"/>
             <w:shd w:fill="FFFFFF"/>
             <w:tcMar>
-              <w:top w:w="80" w:type="dxa"/>
-              <w:bottom w:w="80" w:type="dxa"/>
-              <w:left w:w="120" w:type="dxa"/>
-              <w:right w:w="120" w:type="dxa"/>
+              <w:top w:w="60" w:type="dxa"/>
+              <w:bottom w:w="60" w:type="dxa"/>
+              <w:left w:w="80" w:type="dxa"/>
+              <w:right w:w="80" w:type="dxa"/>
             </w:tcMar>
           </w:tcPr>
           <w:p>
@@ -725,7 +777,7 @@
             <w:r>
               <w:rPr>
                 <w:rFonts w:ascii="Times New Roman" w:hAnsi="Times New Roman"/>
-                <w:sz w:val="20"/>
+                <w:sz w:val="19"/>
               </w:rPr>
               <w:t>User Acceptance Testing - Structured usability and functional verification conducted with domain specialists.</w:t>
             </w:r>
@@ -741,7 +793,7 @@
     <w:p>
       <w:pPr>
         <w:keepNext/>
-        <w:spacing w:before="320" w:after="120"/>
+        <w:spacing w:before="360" w:after="120"/>
       </w:pPr>
       <w:r>
         <w:rPr>
@@ -756,7 +808,7 @@
     <w:p>
       <w:pPr>
         <w:keepNext/>
-        <w:spacing w:before="240" w:after="80"/>
+        <w:spacing w:before="280" w:after="80"/>
       </w:pPr>
       <w:r>
         <w:rPr>
@@ -839,7 +891,7 @@
     <w:p>
       <w:pPr>
         <w:keepNext/>
-        <w:spacing w:before="240" w:after="80"/>
+        <w:spacing w:before="280" w:after="80"/>
       </w:pPr>
       <w:r>
         <w:rPr>
@@ -872,15 +924,20 @@
         <w:gridCol w:w="3120"/>
       </w:tblGrid>
       <w:tr>
+        <w:trPr>
+          <w:cantSplit/>
+          <w:tblHeader/>
+        </w:trPr>
         <w:tc>
           <w:tcPr>
             <w:tcW w:type="dxa" w:w="3168"/>
+            <w:tcW w:w="3168" w:type="dxa"/>
             <w:shd w:fill="00529B"/>
             <w:tcMar>
-              <w:top w:w="120" w:type="dxa"/>
-              <w:bottom w:w="120" w:type="dxa"/>
-              <w:left w:w="140" w:type="dxa"/>
-              <w:right w:w="140" w:type="dxa"/>
+              <w:top w:w="100" w:type="dxa"/>
+              <w:bottom w:w="100" w:type="dxa"/>
+              <w:left w:w="100" w:type="dxa"/>
+              <w:right w:w="100" w:type="dxa"/>
             </w:tcMar>
           </w:tcPr>
           <w:p>
@@ -892,7 +949,7 @@
                 <w:rFonts w:ascii="Arial" w:hAnsi="Arial"/>
                 <w:b/>
                 <w:color w:val="FFFFFF"/>
-                <w:sz w:val="20"/>
+                <w:sz w:val="19"/>
               </w:rPr>
               <w:t>Environment Component</w:t>
             </w:r>
@@ -901,12 +958,13 @@
         <w:tc>
           <w:tcPr>
             <w:tcW w:type="dxa" w:w="3312"/>
+            <w:tcW w:w="3311" w:type="dxa"/>
             <w:shd w:fill="00529B"/>
             <w:tcMar>
-              <w:top w:w="120" w:type="dxa"/>
-              <w:bottom w:w="120" w:type="dxa"/>
-              <w:left w:w="140" w:type="dxa"/>
-              <w:right w:w="140" w:type="dxa"/>
+              <w:top w:w="100" w:type="dxa"/>
+              <w:bottom w:w="100" w:type="dxa"/>
+              <w:left w:w="100" w:type="dxa"/>
+              <w:right w:w="100" w:type="dxa"/>
             </w:tcMar>
           </w:tcPr>
           <w:p>
@@ -918,7 +976,7 @@
                 <w:rFonts w:ascii="Arial" w:hAnsi="Arial"/>
                 <w:b/>
                 <w:color w:val="FFFFFF"/>
-                <w:sz w:val="20"/>
+                <w:sz w:val="19"/>
               </w:rPr>
               <w:t>Specification Baseline</w:t>
             </w:r>
@@ -927,12 +985,13 @@
         <w:tc>
           <w:tcPr>
             <w:tcW w:type="dxa" w:w="2880"/>
+            <w:tcW w:w="2880" w:type="dxa"/>
             <w:shd w:fill="00529B"/>
             <w:tcMar>
-              <w:top w:w="120" w:type="dxa"/>
-              <w:bottom w:w="120" w:type="dxa"/>
-              <w:left w:w="140" w:type="dxa"/>
-              <w:right w:w="140" w:type="dxa"/>
+              <w:top w:w="100" w:type="dxa"/>
+              <w:bottom w:w="100" w:type="dxa"/>
+              <w:left w:w="100" w:type="dxa"/>
+              <w:right w:w="100" w:type="dxa"/>
             </w:tcMar>
           </w:tcPr>
           <w:p>
@@ -944,7 +1003,7 @@
                 <w:rFonts w:ascii="Arial" w:hAnsi="Arial"/>
                 <w:b/>
                 <w:color w:val="FFFFFF"/>
-                <w:sz w:val="20"/>
+                <w:sz w:val="19"/>
               </w:rPr>
               <w:t>Minimum Requirements</w:t>
             </w:r>
@@ -952,15 +1011,19 @@
         </w:tc>
       </w:tr>
       <w:tr>
+        <w:trPr>
+          <w:cantSplit/>
+        </w:trPr>
         <w:tc>
           <w:tcPr>
             <w:tcW w:type="dxa" w:w="3168"/>
+            <w:tcW w:w="3168" w:type="dxa"/>
             <w:shd w:fill="FFFFFF"/>
             <w:tcMar>
-              <w:top w:w="80" w:type="dxa"/>
-              <w:bottom w:w="80" w:type="dxa"/>
-              <w:left w:w="120" w:type="dxa"/>
-              <w:right w:w="120" w:type="dxa"/>
+              <w:top w:w="60" w:type="dxa"/>
+              <w:bottom w:w="60" w:type="dxa"/>
+              <w:left w:w="80" w:type="dxa"/>
+              <w:right w:w="80" w:type="dxa"/>
             </w:tcMar>
           </w:tcPr>
           <w:p>
@@ -970,7 +1033,7 @@
             <w:r>
               <w:rPr>
                 <w:rFonts w:ascii="Times New Roman" w:hAnsi="Times New Roman"/>
-                <w:sz w:val="20"/>
+                <w:sz w:val="19"/>
               </w:rPr>
               <w:t>Edge Hardware Platform</w:t>
             </w:r>
@@ -979,12 +1042,13 @@
         <w:tc>
           <w:tcPr>
             <w:tcW w:type="dxa" w:w="3312"/>
+            <w:tcW w:w="3311" w:type="dxa"/>
             <w:shd w:fill="FFFFFF"/>
             <w:tcMar>
-              <w:top w:w="80" w:type="dxa"/>
-              <w:bottom w:w="80" w:type="dxa"/>
-              <w:left w:w="120" w:type="dxa"/>
-              <w:right w:w="120" w:type="dxa"/>
+              <w:top w:w="60" w:type="dxa"/>
+              <w:bottom w:w="60" w:type="dxa"/>
+              <w:left w:w="80" w:type="dxa"/>
+              <w:right w:w="80" w:type="dxa"/>
             </w:tcMar>
           </w:tcPr>
           <w:p>
@@ -994,7 +1058,7 @@
             <w:r>
               <w:rPr>
                 <w:rFonts w:ascii="Times New Roman" w:hAnsi="Times New Roman"/>
-                <w:sz w:val="20"/>
+                <w:sz w:val="19"/>
               </w:rPr>
               <w:t>Raspberry Pi 4 Model B / Raspberry Pi 5</w:t>
             </w:r>
@@ -1003,12 +1067,13 @@
         <w:tc>
           <w:tcPr>
             <w:tcW w:type="dxa" w:w="2880"/>
+            <w:tcW w:w="2880" w:type="dxa"/>
             <w:shd w:fill="FFFFFF"/>
             <w:tcMar>
-              <w:top w:w="80" w:type="dxa"/>
-              <w:bottom w:w="80" w:type="dxa"/>
-              <w:left w:w="120" w:type="dxa"/>
-              <w:right w:w="120" w:type="dxa"/>
+              <w:top w:w="60" w:type="dxa"/>
+              <w:bottom w:w="60" w:type="dxa"/>
+              <w:left w:w="80" w:type="dxa"/>
+              <w:right w:w="80" w:type="dxa"/>
             </w:tcMar>
           </w:tcPr>
           <w:p>
@@ -1018,7 +1083,7 @@
             <w:r>
               <w:rPr>
                 <w:rFonts w:ascii="Times New Roman" w:hAnsi="Times New Roman"/>
-                <w:sz w:val="20"/>
+                <w:sz w:val="19"/>
               </w:rPr>
               <w:t>ARMv8 64-bit Cortex-A72 CPU, 1GB RAM, 16GB MicroSD</w:t>
             </w:r>
@@ -1026,15 +1091,19 @@
         </w:tc>
       </w:tr>
       <w:tr>
+        <w:trPr>
+          <w:cantSplit/>
+        </w:trPr>
         <w:tc>
           <w:tcPr>
             <w:tcW w:type="dxa" w:w="3168"/>
+            <w:tcW w:w="3168" w:type="dxa"/>
             <w:shd w:fill="F8FAFC"/>
             <w:tcMar>
-              <w:top w:w="80" w:type="dxa"/>
-              <w:bottom w:w="80" w:type="dxa"/>
-              <w:left w:w="120" w:type="dxa"/>
-              <w:right w:w="120" w:type="dxa"/>
+              <w:top w:w="60" w:type="dxa"/>
+              <w:bottom w:w="60" w:type="dxa"/>
+              <w:left w:w="80" w:type="dxa"/>
+              <w:right w:w="80" w:type="dxa"/>
             </w:tcMar>
           </w:tcPr>
           <w:p>
@@ -1044,7 +1113,7 @@
             <w:r>
               <w:rPr>
                 <w:rFonts w:ascii="Times New Roman" w:hAnsi="Times New Roman"/>
-                <w:sz w:val="20"/>
+                <w:sz w:val="19"/>
               </w:rPr>
               <w:t>Edge Operating System</w:t>
             </w:r>
@@ -1053,12 +1122,13 @@
         <w:tc>
           <w:tcPr>
             <w:tcW w:type="dxa" w:w="3312"/>
+            <w:tcW w:w="3311" w:type="dxa"/>
             <w:shd w:fill="F8FAFC"/>
             <w:tcMar>
-              <w:top w:w="80" w:type="dxa"/>
-              <w:bottom w:w="80" w:type="dxa"/>
-              <w:left w:w="120" w:type="dxa"/>
-              <w:right w:w="120" w:type="dxa"/>
+              <w:top w:w="60" w:type="dxa"/>
+              <w:bottom w:w="60" w:type="dxa"/>
+              <w:left w:w="80" w:type="dxa"/>
+              <w:right w:w="80" w:type="dxa"/>
             </w:tcMar>
           </w:tcPr>
           <w:p>
@@ -1068,7 +1138,7 @@
             <w:r>
               <w:rPr>
                 <w:rFonts w:ascii="Times New Roman" w:hAnsi="Times New Roman"/>
-                <w:sz w:val="20"/>
+                <w:sz w:val="19"/>
               </w:rPr>
               <w:t>Raspberry Pi OS (64-bit Debian Bullseye/Bookworm)</w:t>
             </w:r>
@@ -1077,12 +1147,13 @@
         <w:tc>
           <w:tcPr>
             <w:tcW w:type="dxa" w:w="2880"/>
+            <w:tcW w:w="2880" w:type="dxa"/>
             <w:shd w:fill="F8FAFC"/>
             <w:tcMar>
-              <w:top w:w="80" w:type="dxa"/>
-              <w:bottom w:w="80" w:type="dxa"/>
-              <w:left w:w="120" w:type="dxa"/>
-              <w:right w:w="120" w:type="dxa"/>
+              <w:top w:w="60" w:type="dxa"/>
+              <w:bottom w:w="60" w:type="dxa"/>
+              <w:left w:w="80" w:type="dxa"/>
+              <w:right w:w="80" w:type="dxa"/>
             </w:tcMar>
           </w:tcPr>
           <w:p>
@@ -1092,7 +1163,7 @@
             <w:r>
               <w:rPr>
                 <w:rFonts w:ascii="Times New Roman" w:hAnsi="Times New Roman"/>
-                <w:sz w:val="20"/>
+                <w:sz w:val="19"/>
               </w:rPr>
               <w:t>Linux Kernel 5.15+, systemd init, python3.11, nodejs20</w:t>
             </w:r>
@@ -1100,15 +1171,19 @@
         </w:tc>
       </w:tr>
       <w:tr>
+        <w:trPr>
+          <w:cantSplit/>
+        </w:trPr>
         <w:tc>
           <w:tcPr>
             <w:tcW w:type="dxa" w:w="3168"/>
+            <w:tcW w:w="3168" w:type="dxa"/>
             <w:shd w:fill="FFFFFF"/>
             <w:tcMar>
-              <w:top w:w="80" w:type="dxa"/>
-              <w:bottom w:w="80" w:type="dxa"/>
-              <w:left w:w="120" w:type="dxa"/>
-              <w:right w:w="120" w:type="dxa"/>
+              <w:top w:w="60" w:type="dxa"/>
+              <w:bottom w:w="60" w:type="dxa"/>
+              <w:left w:w="80" w:type="dxa"/>
+              <w:right w:w="80" w:type="dxa"/>
             </w:tcMar>
           </w:tcPr>
           <w:p>
@@ -1118,7 +1193,7 @@
             <w:r>
               <w:rPr>
                 <w:rFonts w:ascii="Times New Roman" w:hAnsi="Times New Roman"/>
-                <w:sz w:val="20"/>
+                <w:sz w:val="19"/>
               </w:rPr>
               <w:t>Cloud Server Platform</w:t>
             </w:r>
@@ -1127,12 +1202,13 @@
         <w:tc>
           <w:tcPr>
             <w:tcW w:type="dxa" w:w="3312"/>
+            <w:tcW w:w="3311" w:type="dxa"/>
             <w:shd w:fill="FFFFFF"/>
             <w:tcMar>
-              <w:top w:w="80" w:type="dxa"/>
-              <w:bottom w:w="80" w:type="dxa"/>
-              <w:left w:w="120" w:type="dxa"/>
-              <w:right w:w="120" w:type="dxa"/>
+              <w:top w:w="60" w:type="dxa"/>
+              <w:bottom w:w="60" w:type="dxa"/>
+              <w:left w:w="80" w:type="dxa"/>
+              <w:right w:w="80" w:type="dxa"/>
             </w:tcMar>
           </w:tcPr>
           <w:p>
@@ -1142,7 +1218,7 @@
             <w:r>
               <w:rPr>
                 <w:rFonts w:ascii="Times New Roman" w:hAnsi="Times New Roman"/>
-                <w:sz w:val="20"/>
+                <w:sz w:val="19"/>
               </w:rPr>
               <w:t>AWS EC2 / Ubuntu 22.04 LTS (t3.medium)</w:t>
             </w:r>
@@ -1151,12 +1227,13 @@
         <w:tc>
           <w:tcPr>
             <w:tcW w:type="dxa" w:w="2880"/>
+            <w:tcW w:w="2880" w:type="dxa"/>
             <w:shd w:fill="FFFFFF"/>
             <w:tcMar>
-              <w:top w:w="80" w:type="dxa"/>
-              <w:bottom w:w="80" w:type="dxa"/>
-              <w:left w:w="120" w:type="dxa"/>
-              <w:right w:w="120" w:type="dxa"/>
+              <w:top w:w="60" w:type="dxa"/>
+              <w:bottom w:w="60" w:type="dxa"/>
+              <w:left w:w="80" w:type="dxa"/>
+              <w:right w:w="80" w:type="dxa"/>
             </w:tcMar>
           </w:tcPr>
           <w:p>
@@ -1166,7 +1243,7 @@
             <w:r>
               <w:rPr>
                 <w:rFonts w:ascii="Times New Roman" w:hAnsi="Times New Roman"/>
-                <w:sz w:val="20"/>
+                <w:sz w:val="19"/>
               </w:rPr>
               <w:t>2 vCPUs, 4GB RAM, 20GB SSD, Python 3.11, Uvicorn</w:t>
             </w:r>
@@ -1174,15 +1251,19 @@
         </w:tc>
       </w:tr>
       <w:tr>
+        <w:trPr>
+          <w:cantSplit/>
+        </w:trPr>
         <w:tc>
           <w:tcPr>
             <w:tcW w:type="dxa" w:w="3168"/>
+            <w:tcW w:w="3168" w:type="dxa"/>
             <w:shd w:fill="F8FAFC"/>
             <w:tcMar>
-              <w:top w:w="80" w:type="dxa"/>
-              <w:bottom w:w="80" w:type="dxa"/>
-              <w:left w:w="120" w:type="dxa"/>
-              <w:right w:w="120" w:type="dxa"/>
+              <w:top w:w="60" w:type="dxa"/>
+              <w:bottom w:w="60" w:type="dxa"/>
+              <w:left w:w="80" w:type="dxa"/>
+              <w:right w:w="80" w:type="dxa"/>
             </w:tcMar>
           </w:tcPr>
           <w:p>
@@ -1192,7 +1273,7 @@
             <w:r>
               <w:rPr>
                 <w:rFonts w:ascii="Times New Roman" w:hAnsi="Times New Roman"/>
-                <w:sz w:val="20"/>
+                <w:sz w:val="19"/>
               </w:rPr>
               <w:t>Dashboard Framework</w:t>
             </w:r>
@@ -1201,12 +1282,13 @@
         <w:tc>
           <w:tcPr>
             <w:tcW w:type="dxa" w:w="3312"/>
+            <w:tcW w:w="3311" w:type="dxa"/>
             <w:shd w:fill="F8FAFC"/>
             <w:tcMar>
-              <w:top w:w="80" w:type="dxa"/>
-              <w:bottom w:w="80" w:type="dxa"/>
-              <w:left w:w="120" w:type="dxa"/>
-              <w:right w:w="120" w:type="dxa"/>
+              <w:top w:w="60" w:type="dxa"/>
+              <w:bottom w:w="60" w:type="dxa"/>
+              <w:left w:w="80" w:type="dxa"/>
+              <w:right w:w="80" w:type="dxa"/>
             </w:tcMar>
           </w:tcPr>
           <w:p>
@@ -1216,7 +1298,7 @@
             <w:r>
               <w:rPr>
                 <w:rFonts w:ascii="Times New Roman" w:hAnsi="Times New Roman"/>
-                <w:sz w:val="20"/>
+                <w:sz w:val="19"/>
               </w:rPr>
               <w:t>Laravel 12 / PHP 8.2 / Livewire 3 / PostgreSQL</w:t>
             </w:r>
@@ -1225,12 +1307,13 @@
         <w:tc>
           <w:tcPr>
             <w:tcW w:type="dxa" w:w="2880"/>
+            <w:tcW w:w="2880" w:type="dxa"/>
             <w:shd w:fill="F8FAFC"/>
             <w:tcMar>
-              <w:top w:w="80" w:type="dxa"/>
-              <w:bottom w:w="80" w:type="dxa"/>
-              <w:left w:w="120" w:type="dxa"/>
-              <w:right w:w="120" w:type="dxa"/>
+              <w:top w:w="60" w:type="dxa"/>
+              <w:bottom w:w="60" w:type="dxa"/>
+              <w:left w:w="80" w:type="dxa"/>
+              <w:right w:w="80" w:type="dxa"/>
             </w:tcMar>
           </w:tcPr>
           <w:p>
@@ -1240,7 +1323,7 @@
             <w:r>
               <w:rPr>
                 <w:rFonts w:ascii="Times New Roman" w:hAnsi="Times New Roman"/>
-                <w:sz w:val="20"/>
+                <w:sz w:val="19"/>
               </w:rPr>
               <w:t>Nginx web server, modern browser (Chromium/Firefox)</w:t>
             </w:r>
@@ -1256,7 +1339,7 @@
     <w:p>
       <w:pPr>
         <w:keepNext/>
-        <w:spacing w:before="320" w:after="120"/>
+        <w:spacing w:before="360" w:after="120"/>
       </w:pPr>
       <w:r>
         <w:rPr>
@@ -1271,7 +1354,7 @@
     <w:p>
       <w:pPr>
         <w:keepNext/>
-        <w:spacing w:before="240" w:after="80"/>
+        <w:spacing w:before="280" w:after="80"/>
       </w:pPr>
       <w:r>
         <w:rPr>
@@ -1346,7 +1429,7 @@
     <w:p>
       <w:pPr>
         <w:keepNext/>
-        <w:spacing w:before="240" w:after="80"/>
+        <w:spacing w:before="280" w:after="80"/>
       </w:pPr>
       <w:r>
         <w:rPr>
@@ -1380,15 +1463,20 @@
         <w:gridCol w:w="2340"/>
       </w:tblGrid>
       <w:tr>
+        <w:trPr>
+          <w:cantSplit/>
+          <w:tblHeader/>
+        </w:trPr>
         <w:tc>
           <w:tcPr>
             <w:tcW w:type="dxa" w:w="1728"/>
+            <w:tcW w:w="1728" w:type="dxa"/>
             <w:shd w:fill="00529B"/>
             <w:tcMar>
-              <w:top w:w="120" w:type="dxa"/>
-              <w:bottom w:w="120" w:type="dxa"/>
-              <w:left w:w="140" w:type="dxa"/>
-              <w:right w:w="140" w:type="dxa"/>
+              <w:top w:w="100" w:type="dxa"/>
+              <w:bottom w:w="100" w:type="dxa"/>
+              <w:left w:w="100" w:type="dxa"/>
+              <w:right w:w="100" w:type="dxa"/>
             </w:tcMar>
           </w:tcPr>
           <w:p>
@@ -1400,7 +1488,7 @@
                 <w:rFonts w:ascii="Arial" w:hAnsi="Arial"/>
                 <w:b/>
                 <w:color w:val="FFFFFF"/>
-                <w:sz w:val="20"/>
+                <w:sz w:val="19"/>
               </w:rPr>
               <w:t>Requirement Tag</w:t>
             </w:r>
@@ -1409,12 +1497,13 @@
         <w:tc>
           <w:tcPr>
             <w:tcW w:type="dxa" w:w="2592"/>
+            <w:tcW w:w="2592" w:type="dxa"/>
             <w:shd w:fill="00529B"/>
             <w:tcMar>
-              <w:top w:w="120" w:type="dxa"/>
-              <w:bottom w:w="120" w:type="dxa"/>
-              <w:left w:w="140" w:type="dxa"/>
-              <w:right w:w="140" w:type="dxa"/>
+              <w:top w:w="100" w:type="dxa"/>
+              <w:bottom w:w="100" w:type="dxa"/>
+              <w:left w:w="100" w:type="dxa"/>
+              <w:right w:w="100" w:type="dxa"/>
             </w:tcMar>
           </w:tcPr>
           <w:p>
@@ -1426,7 +1515,7 @@
                 <w:rFonts w:ascii="Arial" w:hAnsi="Arial"/>
                 <w:b/>
                 <w:color w:val="FFFFFF"/>
-                <w:sz w:val="20"/>
+                <w:sz w:val="19"/>
               </w:rPr>
               <w:t>Module / Subsystem</w:t>
             </w:r>
@@ -1435,12 +1524,13 @@
         <w:tc>
           <w:tcPr>
             <w:tcW w:type="dxa" w:w="3312"/>
+            <w:tcW w:w="3311" w:type="dxa"/>
             <w:shd w:fill="00529B"/>
             <w:tcMar>
-              <w:top w:w="120" w:type="dxa"/>
-              <w:bottom w:w="120" w:type="dxa"/>
-              <w:left w:w="140" w:type="dxa"/>
-              <w:right w:w="140" w:type="dxa"/>
+              <w:top w:w="100" w:type="dxa"/>
+              <w:bottom w:w="100" w:type="dxa"/>
+              <w:left w:w="100" w:type="dxa"/>
+              <w:right w:w="100" w:type="dxa"/>
             </w:tcMar>
           </w:tcPr>
           <w:p>
@@ -1452,7 +1542,7 @@
                 <w:rFonts w:ascii="Arial" w:hAnsi="Arial"/>
                 <w:b/>
                 <w:color w:val="FFFFFF"/>
-                <w:sz w:val="20"/>
+                <w:sz w:val="19"/>
               </w:rPr>
               <w:t>Description &amp; Functional Logic</w:t>
             </w:r>
@@ -1461,12 +1551,13 @@
         <w:tc>
           <w:tcPr>
             <w:tcW w:type="dxa" w:w="1728"/>
+            <w:tcW w:w="1728" w:type="dxa"/>
             <w:shd w:fill="00529B"/>
             <w:tcMar>
-              <w:top w:w="120" w:type="dxa"/>
-              <w:bottom w:w="120" w:type="dxa"/>
-              <w:left w:w="140" w:type="dxa"/>
-              <w:right w:w="140" w:type="dxa"/>
+              <w:top w:w="100" w:type="dxa"/>
+              <w:bottom w:w="100" w:type="dxa"/>
+              <w:left w:w="100" w:type="dxa"/>
+              <w:right w:w="100" w:type="dxa"/>
             </w:tcMar>
           </w:tcPr>
           <w:p>
@@ -1478,7 +1569,7 @@
                 <w:rFonts w:ascii="Arial" w:hAnsi="Arial"/>
                 <w:b/>
                 <w:color w:val="FFFFFF"/>
-                <w:sz w:val="20"/>
+                <w:sz w:val="19"/>
               </w:rPr>
               <w:t>Verification Gate</w:t>
             </w:r>
@@ -1486,15 +1577,19 @@
         </w:tc>
       </w:tr>
       <w:tr>
+        <w:trPr>
+          <w:cantSplit/>
+        </w:trPr>
         <w:tc>
           <w:tcPr>
             <w:tcW w:type="dxa" w:w="1728"/>
+            <w:tcW w:w="1728" w:type="dxa"/>
             <w:shd w:fill="FFFFFF"/>
             <w:tcMar>
-              <w:top w:w="80" w:type="dxa"/>
-              <w:bottom w:w="80" w:type="dxa"/>
-              <w:left w:w="120" w:type="dxa"/>
-              <w:right w:w="120" w:type="dxa"/>
+              <w:top w:w="60" w:type="dxa"/>
+              <w:bottom w:w="60" w:type="dxa"/>
+              <w:left w:w="80" w:type="dxa"/>
+              <w:right w:w="80" w:type="dxa"/>
             </w:tcMar>
           </w:tcPr>
           <w:p>
@@ -1504,7 +1599,7 @@
             <w:r>
               <w:rPr>
                 <w:rFonts w:ascii="Times New Roman" w:hAnsi="Times New Roman"/>
-                <w:sz w:val="20"/>
+                <w:sz w:val="19"/>
               </w:rPr>
               <w:t>SRS-FR-101</w:t>
             </w:r>
@@ -1513,12 +1608,13 @@
         <w:tc>
           <w:tcPr>
             <w:tcW w:type="dxa" w:w="2592"/>
+            <w:tcW w:w="2592" w:type="dxa"/>
             <w:shd w:fill="FFFFFF"/>
             <w:tcMar>
-              <w:top w:w="80" w:type="dxa"/>
-              <w:bottom w:w="80" w:type="dxa"/>
-              <w:left w:w="120" w:type="dxa"/>
-              <w:right w:w="120" w:type="dxa"/>
+              <w:top w:w="60" w:type="dxa"/>
+              <w:bottom w:w="60" w:type="dxa"/>
+              <w:left w:w="80" w:type="dxa"/>
+              <w:right w:w="80" w:type="dxa"/>
             </w:tcMar>
           </w:tcPr>
           <w:p>
@@ -1528,7 +1624,7 @@
             <w:r>
               <w:rPr>
                 <w:rFonts w:ascii="Times New Roman" w:hAnsi="Times New Roman"/>
-                <w:sz w:val="20"/>
+                <w:sz w:val="19"/>
               </w:rPr>
               <w:t>Packet Capture Engine</w:t>
             </w:r>
@@ -1537,12 +1633,13 @@
         <w:tc>
           <w:tcPr>
             <w:tcW w:type="dxa" w:w="3312"/>
+            <w:tcW w:w="3311" w:type="dxa"/>
             <w:shd w:fill="FFFFFF"/>
             <w:tcMar>
-              <w:top w:w="80" w:type="dxa"/>
-              <w:bottom w:w="80" w:type="dxa"/>
-              <w:left w:w="120" w:type="dxa"/>
-              <w:right w:w="120" w:type="dxa"/>
+              <w:top w:w="60" w:type="dxa"/>
+              <w:bottom w:w="60" w:type="dxa"/>
+              <w:left w:w="80" w:type="dxa"/>
+              <w:right w:w="80" w:type="dxa"/>
             </w:tcMar>
           </w:tcPr>
           <w:p>
@@ -1552,7 +1649,7 @@
             <w:r>
               <w:rPr>
                 <w:rFonts w:ascii="Times New Roman" w:hAnsi="Times New Roman"/>
-                <w:sz w:val="20"/>
+                <w:sz w:val="19"/>
               </w:rPr>
               <w:t>Sniffs promiscuous interface frames, extracts 10 BWOA fields, and constructs JSON flow objects.</w:t>
             </w:r>
@@ -1561,12 +1658,13 @@
         <w:tc>
           <w:tcPr>
             <w:tcW w:type="dxa" w:w="1728"/>
+            <w:tcW w:w="1728" w:type="dxa"/>
             <w:shd w:fill="FFFFFF"/>
             <w:tcMar>
-              <w:top w:w="80" w:type="dxa"/>
-              <w:bottom w:w="80" w:type="dxa"/>
-              <w:left w:w="120" w:type="dxa"/>
-              <w:right w:w="120" w:type="dxa"/>
+              <w:top w:w="60" w:type="dxa"/>
+              <w:bottom w:w="60" w:type="dxa"/>
+              <w:left w:w="80" w:type="dxa"/>
+              <w:right w:w="80" w:type="dxa"/>
             </w:tcMar>
           </w:tcPr>
           <w:p>
@@ -1576,7 +1674,7 @@
             <w:r>
               <w:rPr>
                 <w:rFonts w:ascii="Times New Roman" w:hAnsi="Times New Roman"/>
-                <w:sz w:val="20"/>
+                <w:sz w:val="19"/>
               </w:rPr>
               <w:t>Unit test test_api_service.py passing</w:t>
             </w:r>
@@ -1584,15 +1682,19 @@
         </w:tc>
       </w:tr>
       <w:tr>
+        <w:trPr>
+          <w:cantSplit/>
+        </w:trPr>
         <w:tc>
           <w:tcPr>
             <w:tcW w:type="dxa" w:w="1728"/>
+            <w:tcW w:w="1728" w:type="dxa"/>
             <w:shd w:fill="F8FAFC"/>
             <w:tcMar>
-              <w:top w:w="80" w:type="dxa"/>
-              <w:bottom w:w="80" w:type="dxa"/>
-              <w:left w:w="120" w:type="dxa"/>
-              <w:right w:w="120" w:type="dxa"/>
+              <w:top w:w="60" w:type="dxa"/>
+              <w:bottom w:w="60" w:type="dxa"/>
+              <w:left w:w="80" w:type="dxa"/>
+              <w:right w:w="80" w:type="dxa"/>
             </w:tcMar>
           </w:tcPr>
           <w:p>
@@ -1602,7 +1704,7 @@
             <w:r>
               <w:rPr>
                 <w:rFonts w:ascii="Times New Roman" w:hAnsi="Times New Roman"/>
-                <w:sz w:val="20"/>
+                <w:sz w:val="19"/>
               </w:rPr>
               <w:t>SRS-FR-102</w:t>
             </w:r>
@@ -1611,12 +1713,13 @@
         <w:tc>
           <w:tcPr>
             <w:tcW w:type="dxa" w:w="2592"/>
+            <w:tcW w:w="2592" w:type="dxa"/>
             <w:shd w:fill="F8FAFC"/>
             <w:tcMar>
-              <w:top w:w="80" w:type="dxa"/>
-              <w:bottom w:w="80" w:type="dxa"/>
-              <w:left w:w="120" w:type="dxa"/>
-              <w:right w:w="120" w:type="dxa"/>
+              <w:top w:w="60" w:type="dxa"/>
+              <w:bottom w:w="60" w:type="dxa"/>
+              <w:left w:w="80" w:type="dxa"/>
+              <w:right w:w="80" w:type="dxa"/>
             </w:tcMar>
           </w:tcPr>
           <w:p>
@@ -1626,7 +1729,7 @@
             <w:r>
               <w:rPr>
                 <w:rFonts w:ascii="Times New Roman" w:hAnsi="Times New Roman"/>
-                <w:sz w:val="20"/>
+                <w:sz w:val="19"/>
               </w:rPr>
               <w:t>BWOA Pruner</w:t>
             </w:r>
@@ -1635,12 +1738,13 @@
         <w:tc>
           <w:tcPr>
             <w:tcW w:type="dxa" w:w="3312"/>
+            <w:tcW w:w="3311" w:type="dxa"/>
             <w:shd w:fill="F8FAFC"/>
             <w:tcMar>
-              <w:top w:w="80" w:type="dxa"/>
-              <w:bottom w:w="80" w:type="dxa"/>
-              <w:left w:w="120" w:type="dxa"/>
-              <w:right w:w="120" w:type="dxa"/>
+              <w:top w:w="60" w:type="dxa"/>
+              <w:bottom w:w="60" w:type="dxa"/>
+              <w:left w:w="80" w:type="dxa"/>
+              <w:right w:w="80" w:type="dxa"/>
             </w:tcMar>
           </w:tcPr>
           <w:p>
@@ -1650,7 +1754,7 @@
             <w:r>
               <w:rPr>
                 <w:rFonts w:ascii="Times New Roman" w:hAnsi="Times New Roman"/>
-                <w:sz w:val="20"/>
+                <w:sz w:val="19"/>
               </w:rPr>
               <w:t>Applies pre-computed 10-feature mask: [src_bytes, service, flag, serror_rate, same_srv_rate, diff_srv_rate, dst_host_diff_srv_rate, protocol_type, hot, su_attempted].</w:t>
             </w:r>
@@ -1659,12 +1763,13 @@
         <w:tc>
           <w:tcPr>
             <w:tcW w:type="dxa" w:w="1728"/>
+            <w:tcW w:w="1728" w:type="dxa"/>
             <w:shd w:fill="F8FAFC"/>
             <w:tcMar>
-              <w:top w:w="80" w:type="dxa"/>
-              <w:bottom w:w="80" w:type="dxa"/>
-              <w:left w:w="120" w:type="dxa"/>
-              <w:right w:w="120" w:type="dxa"/>
+              <w:top w:w="60" w:type="dxa"/>
+              <w:bottom w:w="60" w:type="dxa"/>
+              <w:left w:w="80" w:type="dxa"/>
+              <w:right w:w="80" w:type="dxa"/>
             </w:tcMar>
           </w:tcPr>
           <w:p>
@@ -1674,7 +1779,7 @@
             <w:r>
               <w:rPr>
                 <w:rFonts w:ascii="Times New Roman" w:hAnsi="Times New Roman"/>
-                <w:sz w:val="20"/>
+                <w:sz w:val="19"/>
               </w:rPr>
               <w:t>Unit test test_bwoa.py passing</w:t>
             </w:r>
@@ -1682,15 +1787,19 @@
         </w:tc>
       </w:tr>
       <w:tr>
+        <w:trPr>
+          <w:cantSplit/>
+        </w:trPr>
         <w:tc>
           <w:tcPr>
             <w:tcW w:type="dxa" w:w="1728"/>
+            <w:tcW w:w="1728" w:type="dxa"/>
             <w:shd w:fill="FFFFFF"/>
             <w:tcMar>
-              <w:top w:w="80" w:type="dxa"/>
-              <w:bottom w:w="80" w:type="dxa"/>
-              <w:left w:w="120" w:type="dxa"/>
-              <w:right w:w="120" w:type="dxa"/>
+              <w:top w:w="60" w:type="dxa"/>
+              <w:bottom w:w="60" w:type="dxa"/>
+              <w:left w:w="80" w:type="dxa"/>
+              <w:right w:w="80" w:type="dxa"/>
             </w:tcMar>
           </w:tcPr>
           <w:p>
@@ -1700,7 +1809,7 @@
             <w:r>
               <w:rPr>
                 <w:rFonts w:ascii="Times New Roman" w:hAnsi="Times New Roman"/>
-                <w:sz w:val="20"/>
+                <w:sz w:val="19"/>
               </w:rPr>
               <w:t>SRS-FR-103</w:t>
             </w:r>
@@ -1709,12 +1818,13 @@
         <w:tc>
           <w:tcPr>
             <w:tcW w:type="dxa" w:w="2592"/>
+            <w:tcW w:w="2592" w:type="dxa"/>
             <w:shd w:fill="FFFFFF"/>
             <w:tcMar>
-              <w:top w:w="80" w:type="dxa"/>
-              <w:bottom w:w="80" w:type="dxa"/>
-              <w:left w:w="120" w:type="dxa"/>
-              <w:right w:w="120" w:type="dxa"/>
+              <w:top w:w="60" w:type="dxa"/>
+              <w:bottom w:w="60" w:type="dxa"/>
+              <w:left w:w="80" w:type="dxa"/>
+              <w:right w:w="80" w:type="dxa"/>
             </w:tcMar>
           </w:tcPr>
           <w:p>
@@ -1724,7 +1834,7 @@
             <w:r>
               <w:rPr>
                 <w:rFonts w:ascii="Times New Roman" w:hAnsi="Times New Roman"/>
-                <w:sz w:val="20"/>
+                <w:sz w:val="19"/>
               </w:rPr>
               <w:t>Neural Inference</w:t>
             </w:r>
@@ -1733,12 +1843,13 @@
         <w:tc>
           <w:tcPr>
             <w:tcW w:type="dxa" w:w="3312"/>
+            <w:tcW w:w="3311" w:type="dxa"/>
             <w:shd w:fill="FFFFFF"/>
             <w:tcMar>
-              <w:top w:w="80" w:type="dxa"/>
-              <w:bottom w:w="80" w:type="dxa"/>
-              <w:left w:w="120" w:type="dxa"/>
-              <w:right w:w="120" w:type="dxa"/>
+              <w:top w:w="60" w:type="dxa"/>
+              <w:bottom w:w="60" w:type="dxa"/>
+              <w:left w:w="80" w:type="dxa"/>
+              <w:right w:w="80" w:type="dxa"/>
             </w:tcMar>
           </w:tcPr>
           <w:p>
@@ -1748,7 +1859,7 @@
             <w:r>
               <w:rPr>
                 <w:rFonts w:ascii="Times New Roman" w:hAnsi="Times New Roman"/>
-                <w:sz w:val="20"/>
+                <w:sz w:val="19"/>
               </w:rPr>
               <w:t>Executes Float16 TFLite interpreter, evaluates Conv1D spatial filters and LSTM temporal cells, returns Softmax probability distribution.</w:t>
             </w:r>
@@ -1757,12 +1868,13 @@
         <w:tc>
           <w:tcPr>
             <w:tcW w:type="dxa" w:w="1728"/>
+            <w:tcW w:w="1728" w:type="dxa"/>
             <w:shd w:fill="FFFFFF"/>
             <w:tcMar>
-              <w:top w:w="80" w:type="dxa"/>
-              <w:bottom w:w="80" w:type="dxa"/>
-              <w:left w:w="120" w:type="dxa"/>
-              <w:right w:w="120" w:type="dxa"/>
+              <w:top w:w="60" w:type="dxa"/>
+              <w:bottom w:w="60" w:type="dxa"/>
+              <w:left w:w="80" w:type="dxa"/>
+              <w:right w:w="80" w:type="dxa"/>
             </w:tcMar>
           </w:tcPr>
           <w:p>
@@ -1772,7 +1884,7 @@
             <w:r>
               <w:rPr>
                 <w:rFonts w:ascii="Times New Roman" w:hAnsi="Times New Roman"/>
-                <w:sz w:val="20"/>
+                <w:sz w:val="19"/>
               </w:rPr>
               <w:t>Unit test test_cnn_lstm.py passing</w:t>
             </w:r>
@@ -1780,15 +1892,19 @@
         </w:tc>
       </w:tr>
       <w:tr>
+        <w:trPr>
+          <w:cantSplit/>
+        </w:trPr>
         <w:tc>
           <w:tcPr>
             <w:tcW w:type="dxa" w:w="1728"/>
+            <w:tcW w:w="1728" w:type="dxa"/>
             <w:shd w:fill="F8FAFC"/>
             <w:tcMar>
-              <w:top w:w="80" w:type="dxa"/>
-              <w:bottom w:w="80" w:type="dxa"/>
-              <w:left w:w="120" w:type="dxa"/>
-              <w:right w:w="120" w:type="dxa"/>
+              <w:top w:w="60" w:type="dxa"/>
+              <w:bottom w:w="60" w:type="dxa"/>
+              <w:left w:w="80" w:type="dxa"/>
+              <w:right w:w="80" w:type="dxa"/>
             </w:tcMar>
           </w:tcPr>
           <w:p>
@@ -1798,7 +1914,7 @@
             <w:r>
               <w:rPr>
                 <w:rFonts w:ascii="Times New Roman" w:hAnsi="Times New Roman"/>
-                <w:sz w:val="20"/>
+                <w:sz w:val="19"/>
               </w:rPr>
               <w:t>SRS-FR-104</w:t>
             </w:r>
@@ -1807,12 +1923,13 @@
         <w:tc>
           <w:tcPr>
             <w:tcW w:type="dxa" w:w="2592"/>
+            <w:tcW w:w="2592" w:type="dxa"/>
             <w:shd w:fill="F8FAFC"/>
             <w:tcMar>
-              <w:top w:w="80" w:type="dxa"/>
-              <w:bottom w:w="80" w:type="dxa"/>
-              <w:left w:w="120" w:type="dxa"/>
-              <w:right w:w="120" w:type="dxa"/>
+              <w:top w:w="60" w:type="dxa"/>
+              <w:bottom w:w="60" w:type="dxa"/>
+              <w:left w:w="80" w:type="dxa"/>
+              <w:right w:w="80" w:type="dxa"/>
             </w:tcMar>
           </w:tcPr>
           <w:p>
@@ -1822,7 +1939,7 @@
             <w:r>
               <w:rPr>
                 <w:rFonts w:ascii="Times New Roman" w:hAnsi="Times New Roman"/>
-                <w:sz w:val="20"/>
+                <w:sz w:val="19"/>
               </w:rPr>
               <w:t>Threat Thresholding</w:t>
             </w:r>
@@ -1831,12 +1948,13 @@
         <w:tc>
           <w:tcPr>
             <w:tcW w:type="dxa" w:w="3312"/>
+            <w:tcW w:w="3311" w:type="dxa"/>
             <w:shd w:fill="F8FAFC"/>
             <w:tcMar>
-              <w:top w:w="80" w:type="dxa"/>
-              <w:bottom w:w="80" w:type="dxa"/>
-              <w:left w:w="120" w:type="dxa"/>
-              <w:right w:w="120" w:type="dxa"/>
+              <w:top w:w="60" w:type="dxa"/>
+              <w:bottom w:w="60" w:type="dxa"/>
+              <w:left w:w="80" w:type="dxa"/>
+              <w:right w:w="80" w:type="dxa"/>
             </w:tcMar>
           </w:tcPr>
           <w:p>
@@ -1846,7 +1964,7 @@
             <w:r>
               <w:rPr>
                 <w:rFonts w:ascii="Times New Roman" w:hAnsi="Times New Roman"/>
-                <w:sz w:val="20"/>
+                <w:sz w:val="19"/>
               </w:rPr>
               <w:t>Identifies winning class. If class != Normal, sets alert flag and identifies specific feature triggers (e.g. high_serror_rate).</w:t>
             </w:r>
@@ -1855,12 +1973,13 @@
         <w:tc>
           <w:tcPr>
             <w:tcW w:type="dxa" w:w="1728"/>
+            <w:tcW w:w="1728" w:type="dxa"/>
             <w:shd w:fill="F8FAFC"/>
             <w:tcMar>
-              <w:top w:w="80" w:type="dxa"/>
-              <w:bottom w:w="80" w:type="dxa"/>
-              <w:left w:w="120" w:type="dxa"/>
-              <w:right w:w="120" w:type="dxa"/>
+              <w:top w:w="60" w:type="dxa"/>
+              <w:bottom w:w="60" w:type="dxa"/>
+              <w:left w:w="80" w:type="dxa"/>
+              <w:right w:w="80" w:type="dxa"/>
             </w:tcMar>
           </w:tcPr>
           <w:p>
@@ -1870,7 +1989,7 @@
             <w:r>
               <w:rPr>
                 <w:rFonts w:ascii="Times New Roman" w:hAnsi="Times New Roman"/>
-                <w:sz w:val="20"/>
+                <w:sz w:val="19"/>
               </w:rPr>
               <w:t>Integration validate_api.py passing</w:t>
             </w:r>
@@ -1878,15 +1997,19 @@
         </w:tc>
       </w:tr>
       <w:tr>
+        <w:trPr>
+          <w:cantSplit/>
+        </w:trPr>
         <w:tc>
           <w:tcPr>
             <w:tcW w:type="dxa" w:w="1728"/>
+            <w:tcW w:w="1728" w:type="dxa"/>
             <w:shd w:fill="FFFFFF"/>
             <w:tcMar>
-              <w:top w:w="80" w:type="dxa"/>
-              <w:bottom w:w="80" w:type="dxa"/>
-              <w:left w:w="120" w:type="dxa"/>
-              <w:right w:w="120" w:type="dxa"/>
+              <w:top w:w="60" w:type="dxa"/>
+              <w:bottom w:w="60" w:type="dxa"/>
+              <w:left w:w="80" w:type="dxa"/>
+              <w:right w:w="80" w:type="dxa"/>
             </w:tcMar>
           </w:tcPr>
           <w:p>
@@ -1896,7 +2019,7 @@
             <w:r>
               <w:rPr>
                 <w:rFonts w:ascii="Times New Roman" w:hAnsi="Times New Roman"/>
-                <w:sz w:val="20"/>
+                <w:sz w:val="19"/>
               </w:rPr>
               <w:t>SRS-FR-105</w:t>
             </w:r>
@@ -1905,12 +2028,13 @@
         <w:tc>
           <w:tcPr>
             <w:tcW w:type="dxa" w:w="2592"/>
+            <w:tcW w:w="2592" w:type="dxa"/>
             <w:shd w:fill="FFFFFF"/>
             <w:tcMar>
-              <w:top w:w="80" w:type="dxa"/>
-              <w:bottom w:w="80" w:type="dxa"/>
-              <w:left w:w="120" w:type="dxa"/>
-              <w:right w:w="120" w:type="dxa"/>
+              <w:top w:w="60" w:type="dxa"/>
+              <w:bottom w:w="60" w:type="dxa"/>
+              <w:left w:w="80" w:type="dxa"/>
+              <w:right w:w="80" w:type="dxa"/>
             </w:tcMar>
           </w:tcPr>
           <w:p>
@@ -1920,7 +2044,7 @@
             <w:r>
               <w:rPr>
                 <w:rFonts w:ascii="Times New Roman" w:hAnsi="Times New Roman"/>
-                <w:sz w:val="20"/>
+                <w:sz w:val="19"/>
               </w:rPr>
               <w:t>Audit Persistence</w:t>
             </w:r>
@@ -1929,12 +2053,13 @@
         <w:tc>
           <w:tcPr>
             <w:tcW w:type="dxa" w:w="3312"/>
+            <w:tcW w:w="3311" w:type="dxa"/>
             <w:shd w:fill="FFFFFF"/>
             <w:tcMar>
-              <w:top w:w="80" w:type="dxa"/>
-              <w:bottom w:w="80" w:type="dxa"/>
-              <w:left w:w="120" w:type="dxa"/>
-              <w:right w:w="120" w:type="dxa"/>
+              <w:top w:w="60" w:type="dxa"/>
+              <w:bottom w:w="60" w:type="dxa"/>
+              <w:left w:w="80" w:type="dxa"/>
+              <w:right w:w="80" w:type="dxa"/>
             </w:tcMar>
           </w:tcPr>
           <w:p>
@@ -1944,7 +2069,7 @@
             <w:r>
               <w:rPr>
                 <w:rFonts w:ascii="Times New Roman" w:hAnsi="Times New Roman"/>
-                <w:sz w:val="20"/>
+                <w:sz w:val="19"/>
               </w:rPr>
               <w:t>Persists flow records, prediction outcomes, device tokens, and latency telemetry to PostgreSQL/SQLite database.</w:t>
             </w:r>
@@ -1953,12 +2078,13 @@
         <w:tc>
           <w:tcPr>
             <w:tcW w:type="dxa" w:w="1728"/>
+            <w:tcW w:w="1728" w:type="dxa"/>
             <w:shd w:fill="FFFFFF"/>
             <w:tcMar>
-              <w:top w:w="80" w:type="dxa"/>
-              <w:bottom w:w="80" w:type="dxa"/>
-              <w:left w:w="120" w:type="dxa"/>
-              <w:right w:w="120" w:type="dxa"/>
+              <w:top w:w="60" w:type="dxa"/>
+              <w:bottom w:w="60" w:type="dxa"/>
+              <w:left w:w="80" w:type="dxa"/>
+              <w:right w:w="80" w:type="dxa"/>
             </w:tcMar>
           </w:tcPr>
           <w:p>
@@ -1968,7 +2094,7 @@
             <w:r>
               <w:rPr>
                 <w:rFonts w:ascii="Times New Roman" w:hAnsi="Times New Roman"/>
-                <w:sz w:val="20"/>
+                <w:sz w:val="19"/>
               </w:rPr>
               <w:t>Database migration passing</w:t>
             </w:r>
@@ -1984,7 +2110,7 @@
     <w:p>
       <w:pPr>
         <w:keepNext/>
-        <w:spacing w:before="240" w:after="80"/>
+        <w:spacing w:before="280" w:after="80"/>
       </w:pPr>
       <w:r>
         <w:rPr>
@@ -2164,7 +2290,7 @@
     <w:p>
       <w:pPr>
         <w:keepNext/>
-        <w:spacing w:before="320" w:after="120"/>
+        <w:spacing w:before="360" w:after="120"/>
       </w:pPr>
       <w:r>
         <w:rPr>
@@ -2211,15 +2337,20 @@
         <w:gridCol w:w="2340"/>
       </w:tblGrid>
       <w:tr>
+        <w:trPr>
+          <w:cantSplit/>
+          <w:tblHeader/>
+        </w:trPr>
         <w:tc>
           <w:tcPr>
             <w:tcW w:type="dxa" w:w="2160"/>
+            <w:tcW w:w="2160" w:type="dxa"/>
             <w:shd w:fill="00529B"/>
             <w:tcMar>
-              <w:top w:w="120" w:type="dxa"/>
-              <w:bottom w:w="120" w:type="dxa"/>
-              <w:left w:w="140" w:type="dxa"/>
-              <w:right w:w="140" w:type="dxa"/>
+              <w:top w:w="100" w:type="dxa"/>
+              <w:bottom w:w="100" w:type="dxa"/>
+              <w:left w:w="100" w:type="dxa"/>
+              <w:right w:w="100" w:type="dxa"/>
             </w:tcMar>
           </w:tcPr>
           <w:p>
@@ -2231,7 +2362,7 @@
                 <w:rFonts w:ascii="Arial" w:hAnsi="Arial"/>
                 <w:b/>
                 <w:color w:val="FFFFFF"/>
-                <w:sz w:val="20"/>
+                <w:sz w:val="19"/>
               </w:rPr>
               <w:t>Testing Level</w:t>
             </w:r>
@@ -2240,12 +2371,13 @@
         <w:tc>
           <w:tcPr>
             <w:tcW w:type="dxa" w:w="3312"/>
+            <w:tcW w:w="3311" w:type="dxa"/>
             <w:shd w:fill="00529B"/>
             <w:tcMar>
-              <w:top w:w="120" w:type="dxa"/>
-              <w:bottom w:w="120" w:type="dxa"/>
-              <w:left w:w="140" w:type="dxa"/>
-              <w:right w:w="140" w:type="dxa"/>
+              <w:top w:w="100" w:type="dxa"/>
+              <w:bottom w:w="100" w:type="dxa"/>
+              <w:left w:w="100" w:type="dxa"/>
+              <w:right w:w="100" w:type="dxa"/>
             </w:tcMar>
           </w:tcPr>
           <w:p>
@@ -2257,7 +2389,7 @@
                 <w:rFonts w:ascii="Arial" w:hAnsi="Arial"/>
                 <w:b/>
                 <w:color w:val="FFFFFF"/>
-                <w:sz w:val="20"/>
+                <w:sz w:val="19"/>
               </w:rPr>
               <w:t>Test Scope &amp; Commands</w:t>
             </w:r>
@@ -2266,12 +2398,13 @@
         <w:tc>
           <w:tcPr>
             <w:tcW w:type="dxa" w:w="2160"/>
+            <w:tcW w:w="2160" w:type="dxa"/>
             <w:shd w:fill="00529B"/>
             <w:tcMar>
-              <w:top w:w="120" w:type="dxa"/>
-              <w:bottom w:w="120" w:type="dxa"/>
-              <w:left w:w="140" w:type="dxa"/>
-              <w:right w:w="140" w:type="dxa"/>
+              <w:top w:w="100" w:type="dxa"/>
+              <w:bottom w:w="100" w:type="dxa"/>
+              <w:left w:w="100" w:type="dxa"/>
+              <w:right w:w="100" w:type="dxa"/>
             </w:tcMar>
           </w:tcPr>
           <w:p>
@@ -2283,7 +2416,7 @@
                 <w:rFonts w:ascii="Arial" w:hAnsi="Arial"/>
                 <w:b/>
                 <w:color w:val="FFFFFF"/>
-                <w:sz w:val="20"/>
+                <w:sz w:val="19"/>
               </w:rPr>
               <w:t>Automated Criteria</w:t>
             </w:r>
@@ -2292,12 +2425,13 @@
         <w:tc>
           <w:tcPr>
             <w:tcW w:type="dxa" w:w="1728"/>
+            <w:tcW w:w="1728" w:type="dxa"/>
             <w:shd w:fill="00529B"/>
             <w:tcMar>
-              <w:top w:w="120" w:type="dxa"/>
-              <w:bottom w:w="120" w:type="dxa"/>
-              <w:left w:w="140" w:type="dxa"/>
-              <w:right w:w="140" w:type="dxa"/>
+              <w:top w:w="100" w:type="dxa"/>
+              <w:bottom w:w="100" w:type="dxa"/>
+              <w:left w:w="100" w:type="dxa"/>
+              <w:right w:w="100" w:type="dxa"/>
             </w:tcMar>
           </w:tcPr>
           <w:p>
@@ -2309,7 +2443,7 @@
                 <w:rFonts w:ascii="Arial" w:hAnsi="Arial"/>
                 <w:b/>
                 <w:color w:val="FFFFFF"/>
-                <w:sz w:val="20"/>
+                <w:sz w:val="19"/>
               </w:rPr>
               <w:t>Test Result</w:t>
             </w:r>
@@ -2317,15 +2451,19 @@
         </w:tc>
       </w:tr>
       <w:tr>
+        <w:trPr>
+          <w:cantSplit/>
+        </w:trPr>
         <w:tc>
           <w:tcPr>
             <w:tcW w:type="dxa" w:w="2160"/>
+            <w:tcW w:w="2160" w:type="dxa"/>
             <w:shd w:fill="FFFFFF"/>
             <w:tcMar>
-              <w:top w:w="80" w:type="dxa"/>
-              <w:bottom w:w="80" w:type="dxa"/>
-              <w:left w:w="120" w:type="dxa"/>
-              <w:right w:w="120" w:type="dxa"/>
+              <w:top w:w="60" w:type="dxa"/>
+              <w:bottom w:w="60" w:type="dxa"/>
+              <w:left w:w="80" w:type="dxa"/>
+              <w:right w:w="80" w:type="dxa"/>
             </w:tcMar>
           </w:tcPr>
           <w:p>
@@ -2335,7 +2473,7 @@
             <w:r>
               <w:rPr>
                 <w:rFonts w:ascii="Times New Roman" w:hAnsi="Times New Roman"/>
-                <w:sz w:val="20"/>
+                <w:sz w:val="19"/>
               </w:rPr>
               <w:t>Unit Testing</w:t>
             </w:r>
@@ -2344,12 +2482,13 @@
         <w:tc>
           <w:tcPr>
             <w:tcW w:type="dxa" w:w="3312"/>
+            <w:tcW w:w="3311" w:type="dxa"/>
             <w:shd w:fill="FFFFFF"/>
             <w:tcMar>
-              <w:top w:w="80" w:type="dxa"/>
-              <w:bottom w:w="80" w:type="dxa"/>
-              <w:left w:w="120" w:type="dxa"/>
-              <w:right w:w="120" w:type="dxa"/>
+              <w:top w:w="60" w:type="dxa"/>
+              <w:bottom w:w="60" w:type="dxa"/>
+              <w:left w:w="80" w:type="dxa"/>
+              <w:right w:w="80" w:type="dxa"/>
             </w:tcMar>
           </w:tcPr>
           <w:p>
@@ -2359,7 +2498,7 @@
             <w:r>
               <w:rPr>
                 <w:rFonts w:ascii="Times New Roman" w:hAnsi="Times New Roman"/>
-                <w:sz w:val="20"/>
+                <w:sz w:val="19"/>
               </w:rPr>
               <w:t>python -m unittest discover -s tests -p 'test_*.py'</w:t>
             </w:r>
@@ -2368,12 +2507,13 @@
         <w:tc>
           <w:tcPr>
             <w:tcW w:type="dxa" w:w="2160"/>
+            <w:tcW w:w="2160" w:type="dxa"/>
             <w:shd w:fill="FFFFFF"/>
             <w:tcMar>
-              <w:top w:w="80" w:type="dxa"/>
-              <w:bottom w:w="80" w:type="dxa"/>
-              <w:left w:w="120" w:type="dxa"/>
-              <w:right w:w="120" w:type="dxa"/>
+              <w:top w:w="60" w:type="dxa"/>
+              <w:bottom w:w="60" w:type="dxa"/>
+              <w:left w:w="80" w:type="dxa"/>
+              <w:right w:w="80" w:type="dxa"/>
             </w:tcMar>
           </w:tcPr>
           <w:p>
@@ -2383,7 +2523,7 @@
             <w:r>
               <w:rPr>
                 <w:rFonts w:ascii="Times New Roman" w:hAnsi="Times New Roman"/>
-                <w:sz w:val="20"/>
+                <w:sz w:val="19"/>
               </w:rPr>
               <w:t>75 unit tests across 9 test suites</w:t>
             </w:r>
@@ -2392,12 +2532,13 @@
         <w:tc>
           <w:tcPr>
             <w:tcW w:type="dxa" w:w="1728"/>
+            <w:tcW w:w="1728" w:type="dxa"/>
             <w:shd w:fill="FFFFFF"/>
             <w:tcMar>
-              <w:top w:w="80" w:type="dxa"/>
-              <w:bottom w:w="80" w:type="dxa"/>
-              <w:left w:w="120" w:type="dxa"/>
-              <w:right w:w="120" w:type="dxa"/>
+              <w:top w:w="60" w:type="dxa"/>
+              <w:bottom w:w="60" w:type="dxa"/>
+              <w:left w:w="80" w:type="dxa"/>
+              <w:right w:w="80" w:type="dxa"/>
             </w:tcMar>
           </w:tcPr>
           <w:p>
@@ -2409,7 +2550,7 @@
                 <w:rFonts w:ascii="Times New Roman" w:hAnsi="Times New Roman"/>
                 <w:b/>
                 <w:color w:val="10B981"/>
-                <w:sz w:val="20"/>
+                <w:sz w:val="19"/>
               </w:rPr>
               <w:t>75/75 PASS (125.6s)</w:t>
             </w:r>
@@ -2417,15 +2558,19 @@
         </w:tc>
       </w:tr>
       <w:tr>
+        <w:trPr>
+          <w:cantSplit/>
+        </w:trPr>
         <w:tc>
           <w:tcPr>
             <w:tcW w:type="dxa" w:w="2160"/>
+            <w:tcW w:w="2160" w:type="dxa"/>
             <w:shd w:fill="F8FAFC"/>
             <w:tcMar>
-              <w:top w:w="80" w:type="dxa"/>
-              <w:bottom w:w="80" w:type="dxa"/>
-              <w:left w:w="120" w:type="dxa"/>
-              <w:right w:w="120" w:type="dxa"/>
+              <w:top w:w="60" w:type="dxa"/>
+              <w:bottom w:w="60" w:type="dxa"/>
+              <w:left w:w="80" w:type="dxa"/>
+              <w:right w:w="80" w:type="dxa"/>
             </w:tcMar>
           </w:tcPr>
           <w:p>
@@ -2435,7 +2580,7 @@
             <w:r>
               <w:rPr>
                 <w:rFonts w:ascii="Times New Roman" w:hAnsi="Times New Roman"/>
-                <w:sz w:val="20"/>
+                <w:sz w:val="19"/>
               </w:rPr>
               <w:t>API Validation</w:t>
             </w:r>
@@ -2444,12 +2589,13 @@
         <w:tc>
           <w:tcPr>
             <w:tcW w:type="dxa" w:w="3312"/>
+            <w:tcW w:w="3311" w:type="dxa"/>
             <w:shd w:fill="F8FAFC"/>
             <w:tcMar>
-              <w:top w:w="80" w:type="dxa"/>
-              <w:bottom w:w="80" w:type="dxa"/>
-              <w:left w:w="120" w:type="dxa"/>
-              <w:right w:w="120" w:type="dxa"/>
+              <w:top w:w="60" w:type="dxa"/>
+              <w:bottom w:w="60" w:type="dxa"/>
+              <w:left w:w="80" w:type="dxa"/>
+              <w:right w:w="80" w:type="dxa"/>
             </w:tcMar>
           </w:tcPr>
           <w:p>
@@ -2459,7 +2605,7 @@
             <w:r>
               <w:rPr>
                 <w:rFonts w:ascii="Times New Roman" w:hAnsi="Times New Roman"/>
-                <w:sz w:val="20"/>
+                <w:sz w:val="19"/>
               </w:rPr>
               <w:t>python scripts/validate_api.py</w:t>
             </w:r>
@@ -2468,12 +2614,13 @@
         <w:tc>
           <w:tcPr>
             <w:tcW w:type="dxa" w:w="2160"/>
+            <w:tcW w:w="2160" w:type="dxa"/>
             <w:shd w:fill="F8FAFC"/>
             <w:tcMar>
-              <w:top w:w="80" w:type="dxa"/>
-              <w:bottom w:w="80" w:type="dxa"/>
-              <w:left w:w="120" w:type="dxa"/>
-              <w:right w:w="120" w:type="dxa"/>
+              <w:top w:w="60" w:type="dxa"/>
+              <w:bottom w:w="60" w:type="dxa"/>
+              <w:left w:w="80" w:type="dxa"/>
+              <w:right w:w="80" w:type="dxa"/>
             </w:tcMar>
           </w:tcPr>
           <w:p>
@@ -2483,7 +2630,7 @@
             <w:r>
               <w:rPr>
                 <w:rFonts w:ascii="Times New Roman" w:hAnsi="Times New Roman"/>
-                <w:sz w:val="20"/>
+                <w:sz w:val="19"/>
               </w:rPr>
               <w:t>Health, Features, Analyze, 404 handler</w:t>
             </w:r>
@@ -2492,12 +2639,13 @@
         <w:tc>
           <w:tcPr>
             <w:tcW w:type="dxa" w:w="1728"/>
+            <w:tcW w:w="1728" w:type="dxa"/>
             <w:shd w:fill="F8FAFC"/>
             <w:tcMar>
-              <w:top w:w="80" w:type="dxa"/>
-              <w:bottom w:w="80" w:type="dxa"/>
-              <w:left w:w="120" w:type="dxa"/>
-              <w:right w:w="120" w:type="dxa"/>
+              <w:top w:w="60" w:type="dxa"/>
+              <w:bottom w:w="60" w:type="dxa"/>
+              <w:left w:w="80" w:type="dxa"/>
+              <w:right w:w="80" w:type="dxa"/>
             </w:tcMar>
           </w:tcPr>
           <w:p>
@@ -2509,7 +2657,7 @@
                 <w:rFonts w:ascii="Times New Roman" w:hAnsi="Times New Roman"/>
                 <w:b/>
                 <w:color w:val="10B981"/>
-                <w:sz w:val="20"/>
+                <w:sz w:val="19"/>
               </w:rPr>
               <w:t>100% PASS</w:t>
             </w:r>
@@ -2517,15 +2665,19 @@
         </w:tc>
       </w:tr>
       <w:tr>
+        <w:trPr>
+          <w:cantSplit/>
+        </w:trPr>
         <w:tc>
           <w:tcPr>
             <w:tcW w:type="dxa" w:w="2160"/>
+            <w:tcW w:w="2160" w:type="dxa"/>
             <w:shd w:fill="FFFFFF"/>
             <w:tcMar>
-              <w:top w:w="80" w:type="dxa"/>
-              <w:bottom w:w="80" w:type="dxa"/>
-              <w:left w:w="120" w:type="dxa"/>
-              <w:right w:w="120" w:type="dxa"/>
+              <w:top w:w="60" w:type="dxa"/>
+              <w:bottom w:w="60" w:type="dxa"/>
+              <w:left w:w="80" w:type="dxa"/>
+              <w:right w:w="80" w:type="dxa"/>
             </w:tcMar>
           </w:tcPr>
           <w:p>
@@ -2535,7 +2687,7 @@
             <w:r>
               <w:rPr>
                 <w:rFonts w:ascii="Times New Roman" w:hAnsi="Times New Roman"/>
-                <w:sz w:val="20"/>
+                <w:sz w:val="19"/>
               </w:rPr>
               <w:t>AWS EC2 Deployment</w:t>
             </w:r>
@@ -2544,12 +2696,13 @@
         <w:tc>
           <w:tcPr>
             <w:tcW w:type="dxa" w:w="3312"/>
+            <w:tcW w:w="3311" w:type="dxa"/>
             <w:shd w:fill="FFFFFF"/>
             <w:tcMar>
-              <w:top w:w="80" w:type="dxa"/>
-              <w:bottom w:w="80" w:type="dxa"/>
-              <w:left w:w="120" w:type="dxa"/>
-              <w:right w:w="120" w:type="dxa"/>
+              <w:top w:w="60" w:type="dxa"/>
+              <w:bottom w:w="60" w:type="dxa"/>
+              <w:left w:w="80" w:type="dxa"/>
+              <w:right w:w="80" w:type="dxa"/>
             </w:tcMar>
           </w:tcPr>
           <w:p>
@@ -2559,7 +2712,7 @@
             <w:r>
               <w:rPr>
                 <w:rFonts w:ascii="Times New Roman" w:hAnsi="Times New Roman"/>
-                <w:sz w:val="20"/>
+                <w:sz w:val="19"/>
               </w:rPr>
               <w:t>bash scripts/validate_ec2_deployment.sh</w:t>
             </w:r>
@@ -2568,12 +2721,13 @@
         <w:tc>
           <w:tcPr>
             <w:tcW w:type="dxa" w:w="2160"/>
+            <w:tcW w:w="2160" w:type="dxa"/>
             <w:shd w:fill="FFFFFF"/>
             <w:tcMar>
-              <w:top w:w="80" w:type="dxa"/>
-              <w:bottom w:w="80" w:type="dxa"/>
-              <w:left w:w="120" w:type="dxa"/>
-              <w:right w:w="120" w:type="dxa"/>
+              <w:top w:w="60" w:type="dxa"/>
+              <w:bottom w:w="60" w:type="dxa"/>
+              <w:left w:w="80" w:type="dxa"/>
+              <w:right w:w="80" w:type="dxa"/>
             </w:tcMar>
           </w:tcPr>
           <w:p>
@@ -2583,7 +2737,7 @@
             <w:r>
               <w:rPr>
                 <w:rFonts w:ascii="Times New Roman" w:hAnsi="Times New Roman"/>
-                <w:sz w:val="20"/>
+                <w:sz w:val="19"/>
               </w:rPr>
               <w:t>Port checks, systemd daemons, dependencies</w:t>
             </w:r>
@@ -2592,12 +2746,13 @@
         <w:tc>
           <w:tcPr>
             <w:tcW w:type="dxa" w:w="1728"/>
+            <w:tcW w:w="1728" w:type="dxa"/>
             <w:shd w:fill="FFFFFF"/>
             <w:tcMar>
-              <w:top w:w="80" w:type="dxa"/>
-              <w:bottom w:w="80" w:type="dxa"/>
-              <w:left w:w="120" w:type="dxa"/>
-              <w:right w:w="120" w:type="dxa"/>
+              <w:top w:w="60" w:type="dxa"/>
+              <w:bottom w:w="60" w:type="dxa"/>
+              <w:left w:w="80" w:type="dxa"/>
+              <w:right w:w="80" w:type="dxa"/>
             </w:tcMar>
           </w:tcPr>
           <w:p>
@@ -2607,7 +2762,7 @@
             <w:r>
               <w:rPr>
                 <w:rFonts w:ascii="Times New Roman" w:hAnsi="Times New Roman"/>
-                <w:sz w:val="20"/>
+                <w:sz w:val="19"/>
               </w:rPr>
               <w:t>STATUS: READY (0 errors)</w:t>
             </w:r>
@@ -2615,15 +2770,19 @@
         </w:tc>
       </w:tr>
       <w:tr>
+        <w:trPr>
+          <w:cantSplit/>
+        </w:trPr>
         <w:tc>
           <w:tcPr>
             <w:tcW w:type="dxa" w:w="2160"/>
+            <w:tcW w:w="2160" w:type="dxa"/>
             <w:shd w:fill="F8FAFC"/>
             <w:tcMar>
-              <w:top w:w="80" w:type="dxa"/>
-              <w:bottom w:w="80" w:type="dxa"/>
-              <w:left w:w="120" w:type="dxa"/>
-              <w:right w:w="120" w:type="dxa"/>
+              <w:top w:w="60" w:type="dxa"/>
+              <w:bottom w:w="60" w:type="dxa"/>
+              <w:left w:w="80" w:type="dxa"/>
+              <w:right w:w="80" w:type="dxa"/>
             </w:tcMar>
           </w:tcPr>
           <w:p>
@@ -2633,7 +2792,7 @@
             <w:r>
               <w:rPr>
                 <w:rFonts w:ascii="Times New Roman" w:hAnsi="Times New Roman"/>
-                <w:sz w:val="20"/>
+                <w:sz w:val="19"/>
               </w:rPr>
               <w:t>Raspberry Pi Dry-Run</w:t>
             </w:r>
@@ -2642,12 +2801,13 @@
         <w:tc>
           <w:tcPr>
             <w:tcW w:type="dxa" w:w="3312"/>
+            <w:tcW w:w="3311" w:type="dxa"/>
             <w:shd w:fill="F8FAFC"/>
             <w:tcMar>
-              <w:top w:w="80" w:type="dxa"/>
-              <w:bottom w:w="80" w:type="dxa"/>
-              <w:left w:w="120" w:type="dxa"/>
-              <w:right w:w="120" w:type="dxa"/>
+              <w:top w:w="60" w:type="dxa"/>
+              <w:bottom w:w="60" w:type="dxa"/>
+              <w:left w:w="80" w:type="dxa"/>
+              <w:right w:w="80" w:type="dxa"/>
             </w:tcMar>
           </w:tcPr>
           <w:p>
@@ -2657,7 +2817,7 @@
             <w:r>
               <w:rPr>
                 <w:rFonts w:ascii="Times New Roman" w:hAnsi="Times New Roman"/>
-                <w:sz w:val="20"/>
+                <w:sz w:val="19"/>
               </w:rPr>
               <w:t>bash scripts/validate_pi_deployment.sh</w:t>
             </w:r>
@@ -2666,12 +2826,13 @@
         <w:tc>
           <w:tcPr>
             <w:tcW w:type="dxa" w:w="2160"/>
+            <w:tcW w:w="2160" w:type="dxa"/>
             <w:shd w:fill="F8FAFC"/>
             <w:tcMar>
-              <w:top w:w="80" w:type="dxa"/>
-              <w:bottom w:w="80" w:type="dxa"/>
-              <w:left w:w="120" w:type="dxa"/>
-              <w:right w:w="120" w:type="dxa"/>
+              <w:top w:w="60" w:type="dxa"/>
+              <w:bottom w:w="60" w:type="dxa"/>
+              <w:left w:w="80" w:type="dxa"/>
+              <w:right w:w="80" w:type="dxa"/>
             </w:tcMar>
           </w:tcPr>
           <w:p>
@@ -2681,7 +2842,7 @@
             <w:r>
               <w:rPr>
                 <w:rFonts w:ascii="Times New Roman" w:hAnsi="Times New Roman"/>
-                <w:sz w:val="20"/>
+                <w:sz w:val="19"/>
               </w:rPr>
               <w:t>ARM TFLite runtime, npm binary linkage</w:t>
             </w:r>
@@ -2690,12 +2851,13 @@
         <w:tc>
           <w:tcPr>
             <w:tcW w:type="dxa" w:w="1728"/>
+            <w:tcW w:w="1728" w:type="dxa"/>
             <w:shd w:fill="F8FAFC"/>
             <w:tcMar>
-              <w:top w:w="80" w:type="dxa"/>
-              <w:bottom w:w="80" w:type="dxa"/>
-              <w:left w:w="120" w:type="dxa"/>
-              <w:right w:w="120" w:type="dxa"/>
+              <w:top w:w="60" w:type="dxa"/>
+              <w:bottom w:w="60" w:type="dxa"/>
+              <w:left w:w="80" w:type="dxa"/>
+              <w:right w:w="80" w:type="dxa"/>
             </w:tcMar>
           </w:tcPr>
           <w:p>
@@ -2705,7 +2867,7 @@
             <w:r>
               <w:rPr>
                 <w:rFonts w:ascii="Times New Roman" w:hAnsi="Times New Roman"/>
-                <w:sz w:val="20"/>
+                <w:sz w:val="19"/>
               </w:rPr>
               <w:t>STATUS: READY</w:t>
             </w:r>
@@ -2713,15 +2875,19 @@
         </w:tc>
       </w:tr>
       <w:tr>
+        <w:trPr>
+          <w:cantSplit/>
+        </w:trPr>
         <w:tc>
           <w:tcPr>
             <w:tcW w:type="dxa" w:w="2160"/>
+            <w:tcW w:w="2160" w:type="dxa"/>
             <w:shd w:fill="FFFFFF"/>
             <w:tcMar>
-              <w:top w:w="80" w:type="dxa"/>
-              <w:bottom w:w="80" w:type="dxa"/>
-              <w:left w:w="120" w:type="dxa"/>
-              <w:right w:w="120" w:type="dxa"/>
+              <w:top w:w="60" w:type="dxa"/>
+              <w:bottom w:w="60" w:type="dxa"/>
+              <w:left w:w="80" w:type="dxa"/>
+              <w:right w:w="80" w:type="dxa"/>
             </w:tcMar>
           </w:tcPr>
           <w:p>
@@ -2731,7 +2897,7 @@
             <w:r>
               <w:rPr>
                 <w:rFonts w:ascii="Times New Roman" w:hAnsi="Times New Roman"/>
-                <w:sz w:val="20"/>
+                <w:sz w:val="19"/>
               </w:rPr>
               <w:t>Documentation Integrity</w:t>
             </w:r>
@@ -2740,12 +2906,13 @@
         <w:tc>
           <w:tcPr>
             <w:tcW w:type="dxa" w:w="3312"/>
+            <w:tcW w:w="3311" w:type="dxa"/>
             <w:shd w:fill="FFFFFF"/>
             <w:tcMar>
-              <w:top w:w="80" w:type="dxa"/>
-              <w:bottom w:w="80" w:type="dxa"/>
-              <w:left w:w="120" w:type="dxa"/>
-              <w:right w:w="120" w:type="dxa"/>
+              <w:top w:w="60" w:type="dxa"/>
+              <w:bottom w:w="60" w:type="dxa"/>
+              <w:left w:w="80" w:type="dxa"/>
+              <w:right w:w="80" w:type="dxa"/>
             </w:tcMar>
           </w:tcPr>
           <w:p>
@@ -2755,7 +2922,7 @@
             <w:r>
               <w:rPr>
                 <w:rFonts w:ascii="Times New Roman" w:hAnsi="Times New Roman"/>
-                <w:sz w:val="20"/>
+                <w:sz w:val="19"/>
               </w:rPr>
               <w:t>python scripts/verify_readme_links.py</w:t>
             </w:r>
@@ -2764,12 +2931,13 @@
         <w:tc>
           <w:tcPr>
             <w:tcW w:type="dxa" w:w="2160"/>
+            <w:tcW w:w="2160" w:type="dxa"/>
             <w:shd w:fill="FFFFFF"/>
             <w:tcMar>
-              <w:top w:w="80" w:type="dxa"/>
-              <w:bottom w:w="80" w:type="dxa"/>
-              <w:left w:w="120" w:type="dxa"/>
-              <w:right w:w="120" w:type="dxa"/>
+              <w:top w:w="60" w:type="dxa"/>
+              <w:bottom w:w="60" w:type="dxa"/>
+              <w:left w:w="80" w:type="dxa"/>
+              <w:right w:w="80" w:type="dxa"/>
             </w:tcMar>
           </w:tcPr>
           <w:p>
@@ -2779,7 +2947,7 @@
             <w:r>
               <w:rPr>
                 <w:rFonts w:ascii="Times New Roman" w:hAnsi="Times New Roman"/>
-                <w:sz w:val="20"/>
+                <w:sz w:val="19"/>
               </w:rPr>
               <w:t>31 internal markdown hyperlinks</w:t>
             </w:r>
@@ -2788,12 +2956,13 @@
         <w:tc>
           <w:tcPr>
             <w:tcW w:type="dxa" w:w="1728"/>
+            <w:tcW w:w="1728" w:type="dxa"/>
             <w:shd w:fill="FFFFFF"/>
             <w:tcMar>
-              <w:top w:w="80" w:type="dxa"/>
-              <w:bottom w:w="80" w:type="dxa"/>
-              <w:left w:w="120" w:type="dxa"/>
-              <w:right w:w="120" w:type="dxa"/>
+              <w:top w:w="60" w:type="dxa"/>
+              <w:bottom w:w="60" w:type="dxa"/>
+              <w:left w:w="80" w:type="dxa"/>
+              <w:right w:w="80" w:type="dxa"/>
             </w:tcMar>
           </w:tcPr>
           <w:p>
@@ -2805,7 +2974,7 @@
                 <w:rFonts w:ascii="Times New Roman" w:hAnsi="Times New Roman"/>
                 <w:b/>
                 <w:color w:val="10B981"/>
-                <w:sz w:val="20"/>
+                <w:sz w:val="19"/>
               </w:rPr>
               <w:t>31/31 PASS</w:t>
             </w:r>

--- a/research/SRS.docx
+++ b/research/SRS.docx
@@ -60,7 +60,7 @@
           <w:color w:val="64748B"/>
           <w:sz w:val="19"/>
         </w:rPr>
-        <w:t>Department of ICT, University of Education, Winneba &amp; Kayaba Labs | Standard: IEEE 830-1998 | Version 3.0.0</w:t>
+        <w:t>Department of ICT, University of Education, Winneba &amp; UEW Innovation Hub | Standard: IEEE 830-1998 | Version 3.0.0</w:t>
       </w:r>
     </w:p>
     <w:tbl>

--- a/research/SRS.docx
+++ b/research/SRS.docx
@@ -1410,7 +1410,7 @@
           <w:rFonts w:ascii="Times New Roman" w:hAnsi="Times New Roman"/>
           <w:sz w:val="24"/>
         </w:rPr>
-        <w:t>REST API Endpoints: FastAPI microservice exposing GET /api/health, GET /api/features, and POST /api/analyze for JSON payload ingestion.</w:t>
+        <w:t>REST API Endpoints: FastAPI microservice exposing GET /api/health, GET /api/features, and POST /api/analyze for JSON payload ingestion, alongside GET /api/export/results.zip, results.xlsx, and results.csv for instant research publication report downloads.</w:t>
       </w:r>
     </w:p>
     <w:p>
@@ -2097,6 +2097,111 @@
                 <w:sz w:val="19"/>
               </w:rPr>
               <w:t>Database migration passing</w:t>
+            </w:r>
+          </w:p>
+        </w:tc>
+      </w:tr>
+      <w:tr>
+        <w:trPr>
+          <w:cantSplit/>
+        </w:trPr>
+        <w:tc>
+          <w:tcPr>
+            <w:tcW w:type="dxa" w:w="1728"/>
+            <w:tcW w:w="1728" w:type="dxa"/>
+            <w:shd w:fill="F8FAFC"/>
+            <w:tcMar>
+              <w:top w:w="60" w:type="dxa"/>
+              <w:bottom w:w="60" w:type="dxa"/>
+              <w:left w:w="80" w:type="dxa"/>
+              <w:right w:w="80" w:type="dxa"/>
+            </w:tcMar>
+          </w:tcPr>
+          <w:p>
+            <w:pPr>
+              <w:jc w:val="left"/>
+            </w:pPr>
+            <w:r>
+              <w:rPr>
+                <w:rFonts w:ascii="Times New Roman" w:hAnsi="Times New Roman"/>
+                <w:sz w:val="19"/>
+              </w:rPr>
+              <w:t>SRS-FR-106</w:t>
+            </w:r>
+          </w:p>
+        </w:tc>
+        <w:tc>
+          <w:tcPr>
+            <w:tcW w:type="dxa" w:w="2592"/>
+            <w:tcW w:w="2592" w:type="dxa"/>
+            <w:shd w:fill="F8FAFC"/>
+            <w:tcMar>
+              <w:top w:w="60" w:type="dxa"/>
+              <w:bottom w:w="60" w:type="dxa"/>
+              <w:left w:w="80" w:type="dxa"/>
+              <w:right w:w="80" w:type="dxa"/>
+            </w:tcMar>
+          </w:tcPr>
+          <w:p>
+            <w:pPr>
+              <w:jc w:val="center"/>
+            </w:pPr>
+            <w:r>
+              <w:rPr>
+                <w:rFonts w:ascii="Times New Roman" w:hAnsi="Times New Roman"/>
+                <w:sz w:val="19"/>
+              </w:rPr>
+              <w:t>Academic Export</w:t>
+            </w:r>
+          </w:p>
+        </w:tc>
+        <w:tc>
+          <w:tcPr>
+            <w:tcW w:type="dxa" w:w="3312"/>
+            <w:tcW w:w="3311" w:type="dxa"/>
+            <w:shd w:fill="F8FAFC"/>
+            <w:tcMar>
+              <w:top w:w="60" w:type="dxa"/>
+              <w:bottom w:w="60" w:type="dxa"/>
+              <w:left w:w="80" w:type="dxa"/>
+              <w:right w:w="80" w:type="dxa"/>
+            </w:tcMar>
+          </w:tcPr>
+          <w:p>
+            <w:pPr>
+              <w:jc w:val="center"/>
+            </w:pPr>
+            <w:r>
+              <w:rPr>
+                <w:rFonts w:ascii="Times New Roman" w:hAnsi="Times New Roman"/>
+                <w:sz w:val="19"/>
+              </w:rPr>
+              <w:t>Generates and serves multi-sheet Excel (.xlsx), CSV, Markdown, and LaTeX reports directly via /api/export endpoints.</w:t>
+            </w:r>
+          </w:p>
+        </w:tc>
+        <w:tc>
+          <w:tcPr>
+            <w:tcW w:type="dxa" w:w="1728"/>
+            <w:tcW w:w="1728" w:type="dxa"/>
+            <w:shd w:fill="F8FAFC"/>
+            <w:tcMar>
+              <w:top w:w="60" w:type="dxa"/>
+              <w:bottom w:w="60" w:type="dxa"/>
+              <w:left w:w="80" w:type="dxa"/>
+              <w:right w:w="80" w:type="dxa"/>
+            </w:tcMar>
+          </w:tcPr>
+          <w:p>
+            <w:pPr>
+              <w:jc w:val="center"/>
+            </w:pPr>
+            <w:r>
+              <w:rPr>
+                <w:rFonts w:ascii="Times New Roman" w:hAnsi="Times New Roman"/>
+                <w:sz w:val="19"/>
+              </w:rPr>
+              <w:t>scripts/benchmark_and_export.py passing</w:t>
             </w:r>
           </w:p>
         </w:tc>
@@ -2794,7 +2899,7 @@
                 <w:rFonts w:ascii="Times New Roman" w:hAnsi="Times New Roman"/>
                 <w:sz w:val="19"/>
               </w:rPr>
-              <w:t>Raspberry Pi Dry-Run</w:t>
+              <w:t>Empirical Cloud Benchmark</w:t>
             </w:r>
           </w:p>
         </w:tc>
@@ -2819,7 +2924,7 @@
                 <w:rFonts w:ascii="Times New Roman" w:hAnsi="Times New Roman"/>
                 <w:sz w:val="19"/>
               </w:rPr>
-              <w:t>bash scripts/validate_pi_deployment.sh</w:t>
+              <w:t>python scripts/benchmark_and_export.py</w:t>
             </w:r>
           </w:p>
         </w:tc>
@@ -2844,6 +2949,113 @@
                 <w:rFonts w:ascii="Times New Roman" w:hAnsi="Times New Roman"/>
                 <w:sz w:val="19"/>
               </w:rPr>
+              <w:t>100-packet stress test, &lt;100ms deadline, XLSX/CSV export</w:t>
+            </w:r>
+          </w:p>
+        </w:tc>
+        <w:tc>
+          <w:tcPr>
+            <w:tcW w:type="dxa" w:w="1728"/>
+            <w:tcW w:w="1728" w:type="dxa"/>
+            <w:shd w:fill="F8FAFC"/>
+            <w:tcMar>
+              <w:top w:w="60" w:type="dxa"/>
+              <w:bottom w:w="60" w:type="dxa"/>
+              <w:left w:w="80" w:type="dxa"/>
+              <w:right w:w="80" w:type="dxa"/>
+            </w:tcMar>
+          </w:tcPr>
+          <w:p>
+            <w:pPr>
+              <w:jc w:val="center"/>
+            </w:pPr>
+            <w:r>
+              <w:rPr>
+                <w:rFonts w:ascii="Times New Roman" w:hAnsi="Times New Roman"/>
+                <w:b/>
+                <w:color w:val="10B981"/>
+                <w:sz w:val="19"/>
+              </w:rPr>
+              <w:t>100% PASS (1.57ms, 617 req/s)</w:t>
+            </w:r>
+          </w:p>
+        </w:tc>
+      </w:tr>
+      <w:tr>
+        <w:trPr>
+          <w:cantSplit/>
+        </w:trPr>
+        <w:tc>
+          <w:tcPr>
+            <w:tcW w:type="dxa" w:w="2160"/>
+            <w:tcW w:w="2160" w:type="dxa"/>
+            <w:shd w:fill="FFFFFF"/>
+            <w:tcMar>
+              <w:top w:w="60" w:type="dxa"/>
+              <w:bottom w:w="60" w:type="dxa"/>
+              <w:left w:w="80" w:type="dxa"/>
+              <w:right w:w="80" w:type="dxa"/>
+            </w:tcMar>
+          </w:tcPr>
+          <w:p>
+            <w:pPr>
+              <w:jc w:val="left"/>
+            </w:pPr>
+            <w:r>
+              <w:rPr>
+                <w:rFonts w:ascii="Times New Roman" w:hAnsi="Times New Roman"/>
+                <w:sz w:val="19"/>
+              </w:rPr>
+              <w:t>Raspberry Pi Dry-Run</w:t>
+            </w:r>
+          </w:p>
+        </w:tc>
+        <w:tc>
+          <w:tcPr>
+            <w:tcW w:type="dxa" w:w="3312"/>
+            <w:tcW w:w="3311" w:type="dxa"/>
+            <w:shd w:fill="FFFFFF"/>
+            <w:tcMar>
+              <w:top w:w="60" w:type="dxa"/>
+              <w:bottom w:w="60" w:type="dxa"/>
+              <w:left w:w="80" w:type="dxa"/>
+              <w:right w:w="80" w:type="dxa"/>
+            </w:tcMar>
+          </w:tcPr>
+          <w:p>
+            <w:pPr>
+              <w:jc w:val="center"/>
+            </w:pPr>
+            <w:r>
+              <w:rPr>
+                <w:rFonts w:ascii="Times New Roman" w:hAnsi="Times New Roman"/>
+                <w:sz w:val="19"/>
+              </w:rPr>
+              <w:t>bash scripts/validate_pi_deployment.sh</w:t>
+            </w:r>
+          </w:p>
+        </w:tc>
+        <w:tc>
+          <w:tcPr>
+            <w:tcW w:type="dxa" w:w="2160"/>
+            <w:tcW w:w="2160" w:type="dxa"/>
+            <w:shd w:fill="FFFFFF"/>
+            <w:tcMar>
+              <w:top w:w="60" w:type="dxa"/>
+              <w:bottom w:w="60" w:type="dxa"/>
+              <w:left w:w="80" w:type="dxa"/>
+              <w:right w:w="80" w:type="dxa"/>
+            </w:tcMar>
+          </w:tcPr>
+          <w:p>
+            <w:pPr>
+              <w:jc w:val="center"/>
+            </w:pPr>
+            <w:r>
+              <w:rPr>
+                <w:rFonts w:ascii="Times New Roman" w:hAnsi="Times New Roman"/>
+                <w:sz w:val="19"/>
+              </w:rPr>
               <w:t>ARM TFLite runtime, npm binary linkage</w:t>
             </w:r>
           </w:p>
@@ -2852,7 +3064,7 @@
           <w:tcPr>
             <w:tcW w:type="dxa" w:w="1728"/>
             <w:tcW w:w="1728" w:type="dxa"/>
-            <w:shd w:fill="F8FAFC"/>
+            <w:shd w:fill="FFFFFF"/>
             <w:tcMar>
               <w:top w:w="60" w:type="dxa"/>
               <w:bottom w:w="60" w:type="dxa"/>
@@ -2882,7 +3094,7 @@
           <w:tcPr>
             <w:tcW w:type="dxa" w:w="2160"/>
             <w:tcW w:w="2160" w:type="dxa"/>
-            <w:shd w:fill="FFFFFF"/>
+            <w:shd w:fill="F8FAFC"/>
             <w:tcMar>
               <w:top w:w="60" w:type="dxa"/>
               <w:bottom w:w="60" w:type="dxa"/>
@@ -2907,7 +3119,7 @@
           <w:tcPr>
             <w:tcW w:type="dxa" w:w="3312"/>
             <w:tcW w:w="3311" w:type="dxa"/>
-            <w:shd w:fill="FFFFFF"/>
+            <w:shd w:fill="F8FAFC"/>
             <w:tcMar>
               <w:top w:w="60" w:type="dxa"/>
               <w:bottom w:w="60" w:type="dxa"/>
@@ -2932,7 +3144,7 @@
           <w:tcPr>
             <w:tcW w:type="dxa" w:w="2160"/>
             <w:tcW w:w="2160" w:type="dxa"/>
-            <w:shd w:fill="FFFFFF"/>
+            <w:shd w:fill="F8FAFC"/>
             <w:tcMar>
               <w:top w:w="60" w:type="dxa"/>
               <w:bottom w:w="60" w:type="dxa"/>
@@ -2957,7 +3169,7 @@
           <w:tcPr>
             <w:tcW w:type="dxa" w:w="1728"/>
             <w:tcW w:w="1728" w:type="dxa"/>
-            <w:shd w:fill="FFFFFF"/>
+            <w:shd w:fill="F8FAFC"/>
             <w:tcMar>
               <w:top w:w="60" w:type="dxa"/>
               <w:bottom w:w="60" w:type="dxa"/>
